--- a/docs/Pack_Aliado_Gabriel_Barrios/docx/12_Propuesta_Paciente.docx
+++ b/docs/Pack_Aliado_Gabriel_Barrios/docx/12_Propuesta_Paciente.docx
@@ -208,6 +208,370 @@
       </w:r>
     </w:p>
     <w:p>
+      <w:r/>
+      <w:r>
+        <w:rPr>
+          <w:b/>
+        </w:rPr>
+        <w:t>Contexto financiero (lado oferta):</w:t>
+      </w:r>
+      <w:r>
+        <w:t xml:space="preserve"> el piloto Lean asume </w:t>
+      </w:r>
+      <w:r>
+        <w:rPr>
+          <w:b/>
+        </w:rPr>
+        <w:t>~112k</w:t>
+      </w:r>
+      <w:r>
+        <w:t xml:space="preserve"> capital, </w:t>
+      </w:r>
+      <w:r>
+        <w:rPr>
+          <w:b/>
+        </w:rPr>
+        <w:t>~159 activas M12</w:t>
+      </w:r>
+      <w:r>
+        <w:t xml:space="preserve"> y unit economics B2B con </w:t>
+      </w:r>
+      <w:r>
+        <w:rPr>
+          <w:b/>
+        </w:rPr>
+        <w:t>LTV/CAC ~7,2×</w:t>
+      </w:r>
+      <w:r>
+        <w:t xml:space="preserve"> — el paciente es el segundo lado del marketplace; sin farmacias activas, no hay propuesta creíble.</w:t>
+      </w:r>
+    </w:p>
+    <w:p>
+      <w:r>
+        <w:t>────────────────────────────────────────</w:t>
+      </w:r>
+    </w:p>
+    <w:p>
+      <w:pPr>
+        <w:pStyle w:val="Heading1"/>
+      </w:pPr>
+      <w:r>
+        <w:t>BrandScript — mensaje en una página</w:t>
+      </w:r>
+    </w:p>
+    <w:p>
+      <w:r>
+        <w:t xml:space="preserve">Plantilla StoryBrand para copy Meta, valla y app. </w:t>
+      </w:r>
+      <w:r>
+        <w:rPr>
+          <w:b/>
+        </w:rPr>
+        <w:t>Sin</w:t>
+      </w:r>
+      <w:r>
+        <w:t xml:space="preserve"> promesas de cura ni resultados terapéuticos.</w:t>
+      </w:r>
+    </w:p>
+    <w:tbl>
+      <w:tblPr>
+        <w:tblStyle w:val="TableGrid"/>
+        <w:tblW w:type="auto" w:w="0"/>
+        <w:tblLook w:firstColumn="1" w:firstRow="1" w:lastColumn="0" w:lastRow="0" w:noHBand="0" w:noVBand="1" w:val="04A0"/>
+      </w:tblPr>
+      <w:tblGrid>
+        <w:gridCol w:w="4320"/>
+        <w:gridCol w:w="4320"/>
+      </w:tblGrid>
+      <w:tr>
+        <w:tc>
+          <w:tcPr>
+            <w:tcW w:type="dxa" w:w="4320"/>
+            <w:shd w:fill="1E2A5A"/>
+          </w:tcPr>
+          <w:p>
+            <w:r>
+              <w:rPr>
+                <w:b/>
+                <w:color w:val="FFFFFF"/>
+                <w:sz w:val="20"/>
+              </w:rPr>
+              <w:t>Elemento</w:t>
+            </w:r>
+          </w:p>
+        </w:tc>
+        <w:tc>
+          <w:tcPr>
+            <w:tcW w:type="dxa" w:w="4320"/>
+            <w:shd w:fill="1E2A5A"/>
+          </w:tcPr>
+          <w:p>
+            <w:r>
+              <w:rPr>
+                <w:b/>
+                <w:color w:val="FFFFFF"/>
+                <w:sz w:val="20"/>
+              </w:rPr>
+              <w:t>Contenido Zonix Pharma</w:t>
+            </w:r>
+          </w:p>
+        </w:tc>
+      </w:tr>
+      <w:tr>
+        <w:tc>
+          <w:tcPr>
+            <w:tcW w:type="dxa" w:w="4320"/>
+          </w:tcPr>
+          <w:p>
+            <w:r>
+              <w:rPr>
+                <w:sz w:val="20"/>
+              </w:rPr>
+              <w:t>**Héroe**</w:t>
+            </w:r>
+          </w:p>
+        </w:tc>
+        <w:tc>
+          <w:tcPr>
+            <w:tcW w:type="dxa" w:w="4320"/>
+          </w:tcPr>
+          <w:p>
+            <w:r>
+              <w:rPr>
+                <w:sz w:val="20"/>
+              </w:rPr>
+              <w:t>Paciente en Valencia (Carmen, Diego, hijo de Doña Luisa) que necesita OTC o Rx con entrega o pickup</w:t>
+            </w:r>
+          </w:p>
+        </w:tc>
+      </w:tr>
+      <w:tr>
+        <w:tc>
+          <w:tcPr>
+            <w:tcW w:type="dxa" w:w="4320"/>
+          </w:tcPr>
+          <w:p>
+            <w:r>
+              <w:rPr>
+                <w:sz w:val="20"/>
+              </w:rPr>
+              <w:t>**Problema externo**</w:t>
+            </w:r>
+          </w:p>
+        </w:tc>
+        <w:tc>
+          <w:tcPr>
+            <w:tcW w:type="dxa" w:w="4320"/>
+          </w:tcPr>
+          <w:p>
+            <w:r>
+              <w:rPr>
+                <w:sz w:val="20"/>
+              </w:rPr>
+              <w:t>Colas, stock incierto, receta física que se pierde, pago solo en mostrador</w:t>
+            </w:r>
+          </w:p>
+        </w:tc>
+      </w:tr>
+      <w:tr>
+        <w:tc>
+          <w:tcPr>
+            <w:tcW w:type="dxa" w:w="4320"/>
+          </w:tcPr>
+          <w:p>
+            <w:r>
+              <w:rPr>
+                <w:sz w:val="20"/>
+              </w:rPr>
+              <w:t>**Problema interno**</w:t>
+            </w:r>
+          </w:p>
+        </w:tc>
+        <w:tc>
+          <w:tcPr>
+            <w:tcW w:type="dxa" w:w="4320"/>
+          </w:tcPr>
+          <w:p>
+            <w:r>
+              <w:rPr>
+                <w:sz w:val="20"/>
+              </w:rPr>
+              <w:t>Estrés, tiempo perdido, miedo a comprar mal</w:t>
+            </w:r>
+          </w:p>
+        </w:tc>
+      </w:tr>
+      <w:tr>
+        <w:tc>
+          <w:tcPr>
+            <w:tcW w:type="dxa" w:w="4320"/>
+          </w:tcPr>
+          <w:p>
+            <w:r>
+              <w:rPr>
+                <w:sz w:val="20"/>
+              </w:rPr>
+              <w:t>**Villano (metafórico)**</w:t>
+            </w:r>
+          </w:p>
+        </w:tc>
+        <w:tc>
+          <w:tcPr>
+            <w:tcW w:type="dxa" w:w="4320"/>
+          </w:tcPr>
+          <w:p>
+            <w:r>
+              <w:rPr>
+                <w:sz w:val="20"/>
+              </w:rPr>
+              <w:t>Fragmentación del acceso — no atacar farmacias de barrio</w:t>
+            </w:r>
+          </w:p>
+        </w:tc>
+      </w:tr>
+      <w:tr>
+        <w:tc>
+          <w:tcPr>
+            <w:tcW w:type="dxa" w:w="4320"/>
+          </w:tcPr>
+          <w:p>
+            <w:r>
+              <w:rPr>
+                <w:sz w:val="20"/>
+              </w:rPr>
+              <w:t>**Guía**</w:t>
+            </w:r>
+          </w:p>
+        </w:tc>
+        <w:tc>
+          <w:tcPr>
+            <w:tcW w:type="dxa" w:w="4320"/>
+          </w:tcPr>
+          <w:p>
+            <w:r>
+              <w:rPr>
+                <w:sz w:val="20"/>
+              </w:rPr>
+              <w:t>Zonix: claro, empático; **dispensación y Rx** las hace el farmacéutico de **la farmacia** elegida</w:t>
+            </w:r>
+          </w:p>
+        </w:tc>
+      </w:tr>
+      <w:tr>
+        <w:tc>
+          <w:tcPr>
+            <w:tcW w:type="dxa" w:w="4320"/>
+          </w:tcPr>
+          <w:p>
+            <w:r>
+              <w:rPr>
+                <w:sz w:val="20"/>
+              </w:rPr>
+              <w:t>**Plan**</w:t>
+            </w:r>
+          </w:p>
+        </w:tc>
+        <w:tc>
+          <w:tcPr>
+            <w:tcW w:type="dxa" w:w="4320"/>
+          </w:tcPr>
+          <w:p>
+            <w:r>
+              <w:rPr>
+                <w:sz w:val="20"/>
+              </w:rPr>
+              <w:t>Buscar → carrito → subir receta si Rx → pago VE → seguimiento</w:t>
+            </w:r>
+          </w:p>
+        </w:tc>
+      </w:tr>
+      <w:tr>
+        <w:tc>
+          <w:tcPr>
+            <w:tcW w:type="dxa" w:w="4320"/>
+          </w:tcPr>
+          <w:p>
+            <w:r>
+              <w:rPr>
+                <w:sz w:val="20"/>
+              </w:rPr>
+              <w:t>**Éxito**</w:t>
+            </w:r>
+          </w:p>
+        </w:tc>
+        <w:tc>
+          <w:tcPr>
+            <w:tcW w:type="dxa" w:w="4320"/>
+          </w:tcPr>
+          <w:p>
+            <w:r>
+              <w:rPr>
+                <w:sz w:val="20"/>
+              </w:rPr>
+              <w:t>Medicamento entregado o retirado; receta validada o rechazo explicado</w:t>
+            </w:r>
+          </w:p>
+        </w:tc>
+      </w:tr>
+      <w:tr>
+        <w:tc>
+          <w:tcPr>
+            <w:tcW w:type="dxa" w:w="4320"/>
+          </w:tcPr>
+          <w:p>
+            <w:r>
+              <w:rPr>
+                <w:sz w:val="20"/>
+              </w:rPr>
+              <w:t>**Fracaso evitado**</w:t>
+            </w:r>
+          </w:p>
+        </w:tc>
+        <w:tc>
+          <w:tcPr>
+            <w:tcW w:type="dxa" w:w="4320"/>
+          </w:tcPr>
+          <w:p>
+            <w:r>
+              <w:rPr>
+                <w:sz w:val="20"/>
+              </w:rPr>
+              <w:t>Pedido bloqueado sin explicación</w:t>
+            </w:r>
+          </w:p>
+        </w:tc>
+      </w:tr>
+      <w:tr>
+        <w:tc>
+          <w:tcPr>
+            <w:tcW w:type="dxa" w:w="4320"/>
+          </w:tcPr>
+          <w:p>
+            <w:r>
+              <w:rPr>
+                <w:sz w:val="20"/>
+              </w:rPr>
+              <w:t>**CTA**</w:t>
+            </w:r>
+          </w:p>
+        </w:tc>
+        <w:tc>
+          <w:tcPr>
+            <w:tcW w:type="dxa" w:w="4320"/>
+          </w:tcPr>
+          <w:p>
+            <w:r>
+              <w:rPr>
+                <w:sz w:val="20"/>
+              </w:rPr>
+              <w:t>«Descarga Zonix Pharma» / «Pide en tu farmacia aliada»</w:t>
+            </w:r>
+          </w:p>
+        </w:tc>
+      </w:tr>
+    </w:tbl>
+    <w:p/>
+    <w:p>
       <w:r>
         <w:t>────────────────────────────────────────</w:t>
       </w:r>
@@ -249,6 +613,18 @@
       </w:r>
     </w:p>
     <w:p>
+      <w:r/>
+      <w:r>
+        <w:rPr>
+          <w:b/>
+        </w:rPr>
+        <w:t>Escenario de uso:</w:t>
+      </w:r>
+      <w:r>
+        <w:t xml:space="preserve"> el día 1 del mes pide los 5 medicamentos crónicos de su madre; compara precio entre 3 farmacias aliadas en la app; paga Pago Móvil; recibe en casa antes del mediodía.</w:t>
+      </w:r>
+    </w:p>
+    <w:p>
       <w:pPr>
         <w:pStyle w:val="Heading2"/>
       </w:pPr>
@@ -258,7 +634,7 @@
     </w:p>
     <w:p>
       <w:r>
-        <w:t>- Zona El Socorro / corredor vía Tocuyito.</w:t>
+        <w:t>- Zona El Socorro / corredor vía Tocuyito (referencia campo: Ferretería Valcro).</w:t>
       </w:r>
     </w:p>
     <w:p>
@@ -281,6 +657,18 @@
       </w:r>
     </w:p>
     <w:p>
+      <w:r/>
+      <w:r>
+        <w:rPr>
+          <w:b/>
+        </w:rPr>
+        <w:t>Escenario de uso:</w:t>
+      </w:r>
+      <w:r>
+        <w:t xml:space="preserve"> antihistamínico Rx un martes a las 19h; sube foto de receta; farmacéutico aprueba en 45 min; paga Zelle; pickup o delivery según stock partner.</w:t>
+      </w:r>
+    </w:p>
+    <w:p>
       <w:pPr>
         <w:pStyle w:val="Heading2"/>
       </w:pPr>
@@ -294,8 +682,38 @@
       </w:r>
     </w:p>
     <w:p>
+      <w:r/>
       <w:r>
-        <w:t>Gabriel: validar si estos arquetipos cubren los barrios que Morr conoce mejor.</w:t>
+        <w:rPr>
+          <w:b/>
+        </w:rPr>
+        <w:t>Escenario de uso:</w:t>
+      </w:r>
+      <w:r>
+        <w:t xml:space="preserve"> el hijo en Madrid arma carrito desde la app vinculada al teléfono de la madre; paga Zelle; Doña Luisa solo recibe y firma entrega — canal crítico para remesas de salud.</w:t>
+      </w:r>
+    </w:p>
+    <w:p>
+      <w:pPr>
+        <w:pStyle w:val="Heading2"/>
+      </w:pPr>
+      <w:r>
+        <w:t>Persona cuaternaria — hijo en el exterior (pagador remoto)</w:t>
+      </w:r>
+    </w:p>
+    <w:p>
+      <w:r>
+        <w:t>- No vive en Valencia; necesita trazabilidad del pago y confirmación de entrega.</w:t>
+      </w:r>
+    </w:p>
+    <w:p>
+      <w:r>
+        <w:t>- Sensibilidad: fraude en transferencias informales; valora comprobante en app.</w:t>
+      </w:r>
+    </w:p>
+    <w:p>
+      <w:r>
+        <w:t>Gabriel: validar si estos arquetipos cubren los barrios que Morr conoce mejor y si falta algún segmento (p. ej. empleados de industria en San Diego).</w:t>
       </w:r>
     </w:p>
     <w:p>
@@ -311,90 +729,464 @@
         <w:t>Qué le duele hoy</w:t>
       </w:r>
     </w:p>
-    <w:p>
-      <w:r>
-        <w:t xml:space="preserve">1. </w:t>
-      </w:r>
-      <w:r>
-        <w:rPr>
-          <w:b/>
-        </w:rPr>
-        <w:t>Desabastecimiento aleatorio</w:t>
-      </w:r>
-      <w:r>
-        <w:t xml:space="preserve"> — pierde 1–2 horas por mes recorriendo farmacias.</w:t>
-      </w:r>
-    </w:p>
-    <w:p>
-      <w:r>
-        <w:t xml:space="preserve">2. </w:t>
-      </w:r>
-      <w:r>
-        <w:rPr>
-          <w:b/>
-        </w:rPr>
-        <w:t>Precios distintos</w:t>
-      </w:r>
-      <w:r>
-        <w:t xml:space="preserve"> entre sucursales sin comparar.</w:t>
-      </w:r>
-    </w:p>
-    <w:p>
-      <w:r>
-        <w:t xml:space="preserve">3. </w:t>
-      </w:r>
-      <w:r>
-        <w:rPr>
-          <w:b/>
-        </w:rPr>
-        <w:t>Receta en papel</w:t>
-      </w:r>
-      <w:r>
-        <w:t xml:space="preserve"> — se arruga, se pierde, difícil de compartir con familia lejana.</w:t>
-      </w:r>
-    </w:p>
-    <w:p>
-      <w:r>
-        <w:t xml:space="preserve">4. </w:t>
-      </w:r>
-      <w:r>
-        <w:rPr>
-          <w:b/>
-        </w:rPr>
-        <w:t>Pago solo presencial</w:t>
-      </w:r>
-      <w:r>
-        <w:t xml:space="preserve"> — el hijo en el exterior no puede pagar la medicina de la madre con trazabilidad.</w:t>
-      </w:r>
-    </w:p>
-    <w:p>
-      <w:r>
-        <w:t xml:space="preserve">5. </w:t>
-      </w:r>
-      <w:r>
-        <w:rPr>
-          <w:b/>
-        </w:rPr>
-        <w:t>Sin seguimiento del repartidor</w:t>
-      </w:r>
-      <w:r>
-        <w:t xml:space="preserve"> — «dijeron que salió» pero no sabe dónde está.</w:t>
-      </w:r>
-    </w:p>
-    <w:p>
-      <w:r>
-        <w:t xml:space="preserve">6. </w:t>
-      </w:r>
-      <w:r>
-        <w:rPr>
-          <w:b/>
-        </w:rPr>
-        <w:t>Adulto mayor con poca movilidad</w:t>
-      </w:r>
-      <w:r>
-        <w:t xml:space="preserve"> — cadenas grandes a veces no entregan Rx a domicilio en barrio.</w:t>
-      </w:r>
-    </w:p>
+    <w:tbl>
+      <w:tblPr>
+        <w:tblStyle w:val="TableGrid"/>
+        <w:tblW w:type="auto" w:w="0"/>
+        <w:tblLook w:firstColumn="1" w:firstRow="1" w:lastColumn="0" w:lastRow="0" w:noHBand="0" w:noVBand="1" w:val="04A0"/>
+      </w:tblPr>
+      <w:tblGrid>
+        <w:gridCol w:w="2160"/>
+        <w:gridCol w:w="2160"/>
+        <w:gridCol w:w="2160"/>
+        <w:gridCol w:w="2160"/>
+      </w:tblGrid>
+      <w:tr>
+        <w:tc>
+          <w:tcPr>
+            <w:tcW w:type="dxa" w:w="2160"/>
+            <w:shd w:fill="1E2A5A"/>
+          </w:tcPr>
+          <w:p>
+            <w:r>
+              <w:rPr>
+                <w:b/>
+                <w:color w:val="FFFFFF"/>
+                <w:sz w:val="20"/>
+              </w:rPr>
+              <w:t>#</w:t>
+            </w:r>
+          </w:p>
+        </w:tc>
+        <w:tc>
+          <w:tcPr>
+            <w:tcW w:type="dxa" w:w="2160"/>
+            <w:shd w:fill="1E2A5A"/>
+          </w:tcPr>
+          <w:p>
+            <w:r>
+              <w:rPr>
+                <w:b/>
+                <w:color w:val="FFFFFF"/>
+                <w:sz w:val="20"/>
+              </w:rPr>
+              <w:t>Dolor</w:t>
+            </w:r>
+          </w:p>
+        </w:tc>
+        <w:tc>
+          <w:tcPr>
+            <w:tcW w:type="dxa" w:w="2160"/>
+            <w:shd w:fill="1E2A5A"/>
+          </w:tcPr>
+          <w:p>
+            <w:r>
+              <w:rPr>
+                <w:b/>
+                <w:color w:val="FFFFFF"/>
+                <w:sz w:val="20"/>
+              </w:rPr>
+              <w:t>Intensidad (hipótesis)</w:t>
+            </w:r>
+          </w:p>
+        </w:tc>
+        <w:tc>
+          <w:tcPr>
+            <w:tcW w:type="dxa" w:w="2160"/>
+            <w:shd w:fill="1E2A5A"/>
+          </w:tcPr>
+          <w:p>
+            <w:r>
+              <w:rPr>
+                <w:b/>
+                <w:color w:val="FFFFFF"/>
+                <w:sz w:val="20"/>
+              </w:rPr>
+              <w:t>Cómo lo ataca Zonix</w:t>
+            </w:r>
+          </w:p>
+        </w:tc>
+      </w:tr>
+      <w:tr>
+        <w:tc>
+          <w:tcPr>
+            <w:tcW w:type="dxa" w:w="2160"/>
+          </w:tcPr>
+          <w:p>
+            <w:r>
+              <w:rPr>
+                <w:sz w:val="20"/>
+              </w:rPr>
+              <w:t>1</w:t>
+            </w:r>
+          </w:p>
+        </w:tc>
+        <w:tc>
+          <w:tcPr>
+            <w:tcW w:type="dxa" w:w="2160"/>
+          </w:tcPr>
+          <w:p>
+            <w:r>
+              <w:rPr>
+                <w:sz w:val="20"/>
+              </w:rPr>
+              <w:t>**Desabastecimiento aleatorio** — 1–2 h/mes recorriendo farmacias</w:t>
+            </w:r>
+          </w:p>
+        </w:tc>
+        <w:tc>
+          <w:tcPr>
+            <w:tcW w:type="dxa" w:w="2160"/>
+          </w:tcPr>
+          <w:p>
+            <w:r>
+              <w:rPr>
+                <w:sz w:val="20"/>
+              </w:rPr>
+              <w:t>Alta (crónicos)</w:t>
+            </w:r>
+          </w:p>
+        </w:tc>
+        <w:tc>
+          <w:tcPr>
+            <w:tcW w:type="dxa" w:w="2160"/>
+          </w:tcPr>
+          <w:p>
+            <w:r>
+              <w:rPr>
+                <w:sz w:val="20"/>
+              </w:rPr>
+              <w:t>Búsqueda multi-farmacia con stock publicado</w:t>
+            </w:r>
+          </w:p>
+        </w:tc>
+      </w:tr>
+      <w:tr>
+        <w:tc>
+          <w:tcPr>
+            <w:tcW w:type="dxa" w:w="2160"/>
+          </w:tcPr>
+          <w:p>
+            <w:r>
+              <w:rPr>
+                <w:sz w:val="20"/>
+              </w:rPr>
+              <w:t>2</w:t>
+            </w:r>
+          </w:p>
+        </w:tc>
+        <w:tc>
+          <w:tcPr>
+            <w:tcW w:type="dxa" w:w="2160"/>
+          </w:tcPr>
+          <w:p>
+            <w:r>
+              <w:rPr>
+                <w:sz w:val="20"/>
+              </w:rPr>
+              <w:t>**Precios distintos** sin comparar</w:t>
+            </w:r>
+          </w:p>
+        </w:tc>
+        <w:tc>
+          <w:tcPr>
+            <w:tcW w:type="dxa" w:w="2160"/>
+          </w:tcPr>
+          <w:p>
+            <w:r>
+              <w:rPr>
+                <w:sz w:val="20"/>
+              </w:rPr>
+              <w:t>Media</w:t>
+            </w:r>
+          </w:p>
+        </w:tc>
+        <w:tc>
+          <w:tcPr>
+            <w:tcW w:type="dxa" w:w="2160"/>
+          </w:tcPr>
+          <w:p>
+            <w:r>
+              <w:rPr>
+                <w:sz w:val="20"/>
+              </w:rPr>
+              <w:t>Comparador en zona piloto</w:t>
+            </w:r>
+          </w:p>
+        </w:tc>
+      </w:tr>
+      <w:tr>
+        <w:tc>
+          <w:tcPr>
+            <w:tcW w:type="dxa" w:w="2160"/>
+          </w:tcPr>
+          <w:p>
+            <w:r>
+              <w:rPr>
+                <w:sz w:val="20"/>
+              </w:rPr>
+              <w:t>3</w:t>
+            </w:r>
+          </w:p>
+        </w:tc>
+        <w:tc>
+          <w:tcPr>
+            <w:tcW w:type="dxa" w:w="2160"/>
+          </w:tcPr>
+          <w:p>
+            <w:r>
+              <w:rPr>
+                <w:sz w:val="20"/>
+              </w:rPr>
+              <w:t>**Receta en papel** — se pierde, no se comparte</w:t>
+            </w:r>
+          </w:p>
+        </w:tc>
+        <w:tc>
+          <w:tcPr>
+            <w:tcW w:type="dxa" w:w="2160"/>
+          </w:tcPr>
+          <w:p>
+            <w:r>
+              <w:rPr>
+                <w:sz w:val="20"/>
+              </w:rPr>
+              <w:t>Alta (Rx)</w:t>
+            </w:r>
+          </w:p>
+        </w:tc>
+        <w:tc>
+          <w:tcPr>
+            <w:tcW w:type="dxa" w:w="2160"/>
+          </w:tcPr>
+          <w:p>
+            <w:r>
+              <w:rPr>
+                <w:sz w:val="20"/>
+              </w:rPr>
+              <w:t>Foto/PDF + validación digital</w:t>
+            </w:r>
+          </w:p>
+        </w:tc>
+      </w:tr>
+      <w:tr>
+        <w:tc>
+          <w:tcPr>
+            <w:tcW w:type="dxa" w:w="2160"/>
+          </w:tcPr>
+          <w:p>
+            <w:r>
+              <w:rPr>
+                <w:sz w:val="20"/>
+              </w:rPr>
+              <w:t>4</w:t>
+            </w:r>
+          </w:p>
+        </w:tc>
+        <w:tc>
+          <w:tcPr>
+            <w:tcW w:type="dxa" w:w="2160"/>
+          </w:tcPr>
+          <w:p>
+            <w:r>
+              <w:rPr>
+                <w:sz w:val="20"/>
+              </w:rPr>
+              <w:t>**Pago solo presencial**</w:t>
+            </w:r>
+          </w:p>
+        </w:tc>
+        <w:tc>
+          <w:tcPr>
+            <w:tcW w:type="dxa" w:w="2160"/>
+          </w:tcPr>
+          <w:p>
+            <w:r>
+              <w:rPr>
+                <w:sz w:val="20"/>
+              </w:rPr>
+              <w:t>Alta (familias con hijo fuera)</w:t>
+            </w:r>
+          </w:p>
+        </w:tc>
+        <w:tc>
+          <w:tcPr>
+            <w:tcW w:type="dxa" w:w="2160"/>
+          </w:tcPr>
+          <w:p>
+            <w:r>
+              <w:rPr>
+                <w:sz w:val="20"/>
+              </w:rPr>
+              <w:t>Pago Móvil, Zelle, Binance con comprobante</w:t>
+            </w:r>
+          </w:p>
+        </w:tc>
+      </w:tr>
+      <w:tr>
+        <w:tc>
+          <w:tcPr>
+            <w:tcW w:type="dxa" w:w="2160"/>
+          </w:tcPr>
+          <w:p>
+            <w:r>
+              <w:rPr>
+                <w:sz w:val="20"/>
+              </w:rPr>
+              <w:t>5</w:t>
+            </w:r>
+          </w:p>
+        </w:tc>
+        <w:tc>
+          <w:tcPr>
+            <w:tcW w:type="dxa" w:w="2160"/>
+          </w:tcPr>
+          <w:p>
+            <w:r>
+              <w:rPr>
+                <w:sz w:val="20"/>
+              </w:rPr>
+              <w:t>**Sin seguimiento repartidor**</w:t>
+            </w:r>
+          </w:p>
+        </w:tc>
+        <w:tc>
+          <w:tcPr>
+            <w:tcW w:type="dxa" w:w="2160"/>
+          </w:tcPr>
+          <w:p>
+            <w:r>
+              <w:rPr>
+                <w:sz w:val="20"/>
+              </w:rPr>
+              <w:t>Media</w:t>
+            </w:r>
+          </w:p>
+        </w:tc>
+        <w:tc>
+          <w:tcPr>
+            <w:tcW w:type="dxa" w:w="2160"/>
+          </w:tcPr>
+          <w:p>
+            <w:r>
+              <w:rPr>
+                <w:sz w:val="20"/>
+              </w:rPr>
+              <w:t>Mapa + push en ruta</w:t>
+            </w:r>
+          </w:p>
+        </w:tc>
+      </w:tr>
+      <w:tr>
+        <w:tc>
+          <w:tcPr>
+            <w:tcW w:type="dxa" w:w="2160"/>
+          </w:tcPr>
+          <w:p>
+            <w:r>
+              <w:rPr>
+                <w:sz w:val="20"/>
+              </w:rPr>
+              <w:t>6</w:t>
+            </w:r>
+          </w:p>
+        </w:tc>
+        <w:tc>
+          <w:tcPr>
+            <w:tcW w:type="dxa" w:w="2160"/>
+          </w:tcPr>
+          <w:p>
+            <w:r>
+              <w:rPr>
+                <w:sz w:val="20"/>
+              </w:rPr>
+              <w:t>**Adulto mayor sin movilidad**</w:t>
+            </w:r>
+          </w:p>
+        </w:tc>
+        <w:tc>
+          <w:tcPr>
+            <w:tcW w:type="dxa" w:w="2160"/>
+          </w:tcPr>
+          <w:p>
+            <w:r>
+              <w:rPr>
+                <w:sz w:val="20"/>
+              </w:rPr>
+              <w:t>Alta</w:t>
+            </w:r>
+          </w:p>
+        </w:tc>
+        <w:tc>
+          <w:tcPr>
+            <w:tcW w:type="dxa" w:w="2160"/>
+          </w:tcPr>
+          <w:p>
+            <w:r>
+              <w:rPr>
+                <w:sz w:val="20"/>
+              </w:rPr>
+              <w:t>Delivery + compra asistida remota</w:t>
+            </w:r>
+          </w:p>
+        </w:tc>
+      </w:tr>
+      <w:tr>
+        <w:tc>
+          <w:tcPr>
+            <w:tcW w:type="dxa" w:w="2160"/>
+          </w:tcPr>
+          <w:p>
+            <w:r>
+              <w:rPr>
+                <w:sz w:val="20"/>
+              </w:rPr>
+              <w:t>7</w:t>
+            </w:r>
+          </w:p>
+        </w:tc>
+        <w:tc>
+          <w:tcPr>
+            <w:tcW w:type="dxa" w:w="2160"/>
+          </w:tcPr>
+          <w:p>
+            <w:r>
+              <w:rPr>
+                <w:sz w:val="20"/>
+              </w:rPr>
+              <w:t>**Dudas farmacológicas sin canal**</w:t>
+            </w:r>
+          </w:p>
+        </w:tc>
+        <w:tc>
+          <w:tcPr>
+            <w:tcW w:type="dxa" w:w="2160"/>
+          </w:tcPr>
+          <w:p>
+            <w:r>
+              <w:rPr>
+                <w:sz w:val="20"/>
+              </w:rPr>
+              <w:t>Media (roadmap)</w:t>
+            </w:r>
+          </w:p>
+        </w:tc>
+        <w:tc>
+          <w:tcPr>
+            <w:tcW w:type="dxa" w:w="2160"/>
+          </w:tcPr>
+          <w:p>
+            <w:r>
+              <w:rPr>
+                <w:sz w:val="20"/>
+              </w:rPr>
+              <w:t>Asistente IA informativo *(post-piloto)*</w:t>
+            </w:r>
+          </w:p>
+        </w:tc>
+      </w:tr>
+    </w:tbl>
+    <w:p/>
     <w:p>
       <w:r>
         <w:t>────────────────────────────────────────</w:t>
@@ -434,7 +1226,7 @@
         <w:rPr>
           <w:b/>
         </w:rPr>
-        <w:t>15–25 %</w:t>
+        <w:t>15–25%</w:t>
       </w:r>
       <w:r>
         <w:t xml:space="preserve"> al comparar entre aliadas — </w:t>
@@ -478,12 +1270,12 @@
     </w:p>
     <w:p>
       <w:r>
-        <w:t>- Estado visible en la app: pendiente, aprobada, rechazada.</w:t>
+        <w:t>- Estado visible: pendiente, aprobada, rechazada.</w:t>
       </w:r>
     </w:p>
     <w:p>
       <w:r>
-        <w:t xml:space="preserve">- Objetivo operativo: ciclo de validación </w:t>
+        <w:t xml:space="preserve">- </w:t>
       </w:r>
       <w:r>
         <w:rPr>
@@ -492,7 +1284,16 @@
         <w:t>≤60 min</w:t>
       </w:r>
       <w:r>
-        <w:t xml:space="preserve"> en horario de farmacia — distinto de la vigencia legal del papel recetado.</w:t>
+        <w:t xml:space="preserve"> = ciclo de </w:t>
+      </w:r>
+      <w:r>
+        <w:rPr>
+          <w:b/>
+        </w:rPr>
+        <w:t>validación de la orden</w:t>
+      </w:r>
+      <w:r>
+        <w:t xml:space="preserve"> en app, no vigencia legal del papel recetado.</w:t>
       </w:r>
     </w:p>
     <w:p>
@@ -510,7 +1311,7 @@
     </w:p>
     <w:p>
       <w:r>
-        <w:t>- Comprobante adjunto; la farmacia confirma en panel; el paciente recibe notificación.</w:t>
+        <w:t>- Comprobante adjunto; farmacia confirma en panel; notificación al paciente.</w:t>
       </w:r>
     </w:p>
     <w:p>
@@ -537,21 +1338,21 @@
     </w:p>
     <w:p>
       <w:r>
-        <w:t>- Pickup obligatorio o recomendado para algunas recetas retenidas o controladas.</w:t>
+        <w:t>- Pickup obligatorio o recomendado para recetas retenidas o controladas.</w:t>
       </w:r>
     </w:p>
     <w:p>
       <w:r>
-        <w:t xml:space="preserve">- Productos de </w:t>
+        <w:t xml:space="preserve">- </w:t>
       </w:r>
       <w:r>
         <w:rPr>
           <w:b/>
         </w:rPr>
-        <w:t>cadena de frío</w:t>
+        <w:t>Cadena de frío:</w:t>
       </w:r>
       <w:r>
-        <w:t xml:space="preserve"> (insulina, etc.): marcado explícito; solo envío con equipo adecuado o retiro en farmacia.</w:t>
+        <w:t xml:space="preserve"> marcado explícito; solo envío con equipo adecuado o retiro en farmacia.</w:t>
       </w:r>
     </w:p>
     <w:p>
@@ -559,35 +1360,17 @@
         <w:pStyle w:val="Heading2"/>
       </w:pPr>
       <w:r>
-        <w:t>Seguimiento</w:t>
+        <w:t>Seguimiento e historial</w:t>
       </w:r>
     </w:p>
     <w:p>
       <w:r>
-        <w:t>- Estado del pedido y, cuando aplica, ubicación del repartidor en mapa.</w:t>
+        <w:t>- Estado del pedido y ubicación del repartidor cuando aplica.</w:t>
       </w:r>
     </w:p>
     <w:p>
       <w:r>
-        <w:t>- Notificaciones en cada cambio (recibido, validado, en camino, entregado).</w:t>
-      </w:r>
-    </w:p>
-    <w:p>
-      <w:pPr>
-        <w:pStyle w:val="Heading2"/>
-      </w:pPr>
-      <w:r>
-        <w:t>Historial</w:t>
-      </w:r>
-    </w:p>
-    <w:p>
-      <w:r>
-        <w:t>- «Volver a pedir» en un toque.</w:t>
-      </w:r>
-    </w:p>
-    <w:p>
-      <w:r>
-        <w:t>- Recordatorios opt-in para crónicos.</w:t>
+        <w:t>- «Volver a pedir» en un toque; recordatorios opt-in para crónicos.</w:t>
       </w:r>
     </w:p>
     <w:p>
@@ -656,7 +1439,7 @@
         <w:t>No</w:t>
       </w:r>
       <w:r>
-        <w:t xml:space="preserve"> garantiza curación ni resultados terapéuticos en publicidad (cumplimiento publicidad salud VE).</w:t>
+        <w:t xml:space="preserve"> garantiza curación ni resultados terapéuticos en publicidad (cumplimiento VE).</w:t>
       </w:r>
     </w:p>
     <w:p>
@@ -823,7 +1606,7 @@
               <w:rPr>
                 <w:sz w:val="20"/>
               </w:rPr>
-              <w:t>**Gratis** (incluida en el servicio de la farmacia)</w:t>
+              <w:t>**Gratis** (incluida en servicio de la farmacia)</w:t>
             </w:r>
           </w:p>
         </w:tc>
@@ -1240,6 +2023,375 @@
       </w:r>
     </w:p>
     <w:p>
+      <w:pPr>
+        <w:pStyle w:val="Heading2"/>
+      </w:pPr>
+      <w:r>
+        <w:t>Funnel — metas e hipótesis</w:t>
+      </w:r>
+    </w:p>
+    <w:tbl>
+      <w:tblPr>
+        <w:tblStyle w:val="TableGrid"/>
+        <w:tblW w:type="auto" w:w="0"/>
+        <w:tblLook w:firstColumn="1" w:firstRow="1" w:lastColumn="0" w:lastRow="0" w:noHBand="0" w:noVBand="1" w:val="04A0"/>
+      </w:tblPr>
+      <w:tblGrid>
+        <w:gridCol w:w="2160"/>
+        <w:gridCol w:w="2160"/>
+        <w:gridCol w:w="2160"/>
+        <w:gridCol w:w="2160"/>
+      </w:tblGrid>
+      <w:tr>
+        <w:tc>
+          <w:tcPr>
+            <w:tcW w:type="dxa" w:w="2160"/>
+            <w:shd w:fill="1E2A5A"/>
+          </w:tcPr>
+          <w:p>
+            <w:r>
+              <w:rPr>
+                <w:b/>
+                <w:color w:val="FFFFFF"/>
+                <w:sz w:val="20"/>
+              </w:rPr>
+              <w:t>Etapa</w:t>
+            </w:r>
+          </w:p>
+        </w:tc>
+        <w:tc>
+          <w:tcPr>
+            <w:tcW w:type="dxa" w:w="2160"/>
+            <w:shd w:fill="1E2A5A"/>
+          </w:tcPr>
+          <w:p>
+            <w:r>
+              <w:rPr>
+                <w:b/>
+                <w:color w:val="FFFFFF"/>
+                <w:sz w:val="20"/>
+              </w:rPr>
+              <w:t>Meta M6</w:t>
+            </w:r>
+          </w:p>
+        </w:tc>
+        <w:tc>
+          <w:tcPr>
+            <w:tcW w:type="dxa" w:w="2160"/>
+            <w:shd w:fill="1E2A5A"/>
+          </w:tcPr>
+          <w:p>
+            <w:r>
+              <w:rPr>
+                <w:b/>
+                <w:color w:val="FFFFFF"/>
+                <w:sz w:val="20"/>
+              </w:rPr>
+              <w:t>Meta M12</w:t>
+            </w:r>
+          </w:p>
+        </w:tc>
+        <w:tc>
+          <w:tcPr>
+            <w:tcW w:type="dxa" w:w="2160"/>
+            <w:shd w:fill="1E2A5A"/>
+          </w:tcPr>
+          <w:p>
+            <w:r>
+              <w:rPr>
+                <w:b/>
+                <w:color w:val="FFFFFF"/>
+                <w:sz w:val="20"/>
+              </w:rPr>
+              <w:t>Notas</w:t>
+            </w:r>
+          </w:p>
+        </w:tc>
+      </w:tr>
+      <w:tr>
+        <w:tc>
+          <w:tcPr>
+            <w:tcW w:type="dxa" w:w="2160"/>
+          </w:tcPr>
+          <w:p>
+            <w:r>
+              <w:rPr>
+                <w:sz w:val="20"/>
+              </w:rPr>
+              <w:t>Descarga → registro SMS</w:t>
+            </w:r>
+          </w:p>
+        </w:tc>
+        <w:tc>
+          <w:tcPr>
+            <w:tcW w:type="dxa" w:w="2160"/>
+          </w:tcPr>
+          <w:p>
+            <w:r>
+              <w:rPr>
+                <w:sz w:val="20"/>
+              </w:rPr>
+              <w:t>75%</w:t>
+            </w:r>
+          </w:p>
+        </w:tc>
+        <w:tc>
+          <w:tcPr>
+            <w:tcW w:type="dxa" w:w="2160"/>
+          </w:tcPr>
+          <w:p>
+            <w:r>
+              <w:rPr>
+                <w:sz w:val="20"/>
+              </w:rPr>
+              <w:t>80%</w:t>
+            </w:r>
+          </w:p>
+        </w:tc>
+        <w:tc>
+          <w:tcPr>
+            <w:tcW w:type="dxa" w:w="2160"/>
+          </w:tcPr>
+          <w:p>
+            <w:r>
+              <w:rPr>
+                <w:sz w:val="20"/>
+              </w:rPr>
+              <w:t>Firebase Phone Auth</w:t>
+            </w:r>
+          </w:p>
+        </w:tc>
+      </w:tr>
+      <w:tr>
+        <w:tc>
+          <w:tcPr>
+            <w:tcW w:type="dxa" w:w="2160"/>
+          </w:tcPr>
+          <w:p>
+            <w:r>
+              <w:rPr>
+                <w:sz w:val="20"/>
+              </w:rPr>
+              <w:t>Registro → primera búsqueda</w:t>
+            </w:r>
+          </w:p>
+        </w:tc>
+        <w:tc>
+          <w:tcPr>
+            <w:tcW w:type="dxa" w:w="2160"/>
+          </w:tcPr>
+          <w:p>
+            <w:r>
+              <w:rPr>
+                <w:sz w:val="20"/>
+              </w:rPr>
+              <w:t>90%</w:t>
+            </w:r>
+          </w:p>
+        </w:tc>
+        <w:tc>
+          <w:tcPr>
+            <w:tcW w:type="dxa" w:w="2160"/>
+          </w:tcPr>
+          <w:p>
+            <w:r>
+              <w:rPr>
+                <w:sz w:val="20"/>
+              </w:rPr>
+              <w:t>92%</w:t>
+            </w:r>
+          </w:p>
+        </w:tc>
+        <w:tc>
+          <w:tcPr>
+            <w:tcW w:type="dxa" w:w="2160"/>
+          </w:tcPr>
+          <w:p>
+            <w:r>
+              <w:rPr>
+                <w:sz w:val="20"/>
+              </w:rPr>
+              <w:t>Catálogo debe estar vivo</w:t>
+            </w:r>
+          </w:p>
+        </w:tc>
+      </w:tr>
+      <w:tr>
+        <w:tc>
+          <w:tcPr>
+            <w:tcW w:type="dxa" w:w="2160"/>
+          </w:tcPr>
+          <w:p>
+            <w:r>
+              <w:rPr>
+                <w:sz w:val="20"/>
+              </w:rPr>
+              <w:t>Búsqueda → primer carrito</w:t>
+            </w:r>
+          </w:p>
+        </w:tc>
+        <w:tc>
+          <w:tcPr>
+            <w:tcW w:type="dxa" w:w="2160"/>
+          </w:tcPr>
+          <w:p>
+            <w:r>
+              <w:rPr>
+                <w:sz w:val="20"/>
+              </w:rPr>
+              <w:t>35%</w:t>
+            </w:r>
+          </w:p>
+        </w:tc>
+        <w:tc>
+          <w:tcPr>
+            <w:tcW w:type="dxa" w:w="2160"/>
+          </w:tcPr>
+          <w:p>
+            <w:r>
+              <w:rPr>
+                <w:sz w:val="20"/>
+              </w:rPr>
+              <w:t>40%</w:t>
+            </w:r>
+          </w:p>
+        </w:tc>
+        <w:tc>
+          <w:tcPr>
+            <w:tcW w:type="dxa" w:w="2160"/>
+          </w:tcPr>
+          <w:p>
+            <w:r>
+              <w:rPr>
+                <w:sz w:val="20"/>
+              </w:rPr>
+              <w:t>Precio/stock creíble</w:t>
+            </w:r>
+          </w:p>
+        </w:tc>
+      </w:tr>
+      <w:tr>
+        <w:tc>
+          <w:tcPr>
+            <w:tcW w:type="dxa" w:w="2160"/>
+          </w:tcPr>
+          <w:p>
+            <w:r>
+              <w:rPr>
+                <w:sz w:val="20"/>
+              </w:rPr>
+              <w:t>Carrito → primera orden</w:t>
+            </w:r>
+          </w:p>
+        </w:tc>
+        <w:tc>
+          <w:tcPr>
+            <w:tcW w:type="dxa" w:w="2160"/>
+          </w:tcPr>
+          <w:p>
+            <w:r>
+              <w:rPr>
+                <w:sz w:val="20"/>
+              </w:rPr>
+              <w:t>65%</w:t>
+            </w:r>
+          </w:p>
+        </w:tc>
+        <w:tc>
+          <w:tcPr>
+            <w:tcW w:type="dxa" w:w="2160"/>
+          </w:tcPr>
+          <w:p>
+            <w:r>
+              <w:rPr>
+                <w:sz w:val="20"/>
+              </w:rPr>
+              <w:t>75%</w:t>
+            </w:r>
+          </w:p>
+        </w:tc>
+        <w:tc>
+          <w:tcPr>
+            <w:tcW w:type="dxa" w:w="2160"/>
+          </w:tcPr>
+          <w:p>
+            <w:r>
+              <w:rPr>
+                <w:sz w:val="20"/>
+              </w:rPr>
+              <w:t>Fricción pago VE</w:t>
+            </w:r>
+          </w:p>
+        </w:tc>
+      </w:tr>
+      <w:tr>
+        <w:tc>
+          <w:tcPr>
+            <w:tcW w:type="dxa" w:w="2160"/>
+          </w:tcPr>
+          <w:p>
+            <w:r>
+              <w:rPr>
+                <w:sz w:val="20"/>
+              </w:rPr>
+              <w:t>Orden #1 → orden #2 (30 días)</w:t>
+            </w:r>
+          </w:p>
+        </w:tc>
+        <w:tc>
+          <w:tcPr>
+            <w:tcW w:type="dxa" w:w="2160"/>
+          </w:tcPr>
+          <w:p>
+            <w:r>
+              <w:rPr>
+                <w:sz w:val="20"/>
+              </w:rPr>
+              <w:t>45%</w:t>
+            </w:r>
+          </w:p>
+        </w:tc>
+        <w:tc>
+          <w:tcPr>
+            <w:tcW w:type="dxa" w:w="2160"/>
+          </w:tcPr>
+          <w:p>
+            <w:r>
+              <w:rPr>
+                <w:sz w:val="20"/>
+              </w:rPr>
+              <w:t>55%</w:t>
+            </w:r>
+          </w:p>
+        </w:tc>
+        <w:tc>
+          <w:tcPr>
+            <w:tcW w:type="dxa" w:w="2160"/>
+          </w:tcPr>
+          <w:p>
+            <w:r>
+              <w:rPr>
+                <w:sz w:val="20"/>
+              </w:rPr>
+              <w:t>**Métrica gate real** post-Day-D</w:t>
+            </w:r>
+          </w:p>
+        </w:tc>
+      </w:tr>
+    </w:tbl>
+    <w:p/>
+    <w:p>
+      <w:pPr>
+        <w:shd w:fill="FFF3CD"/>
+      </w:pPr>
+      <w:r>
+        <w:rPr>
+          <w:i/>
+        </w:rPr>
+        <w:t>**Regla bilateral (Steve Blank):** el paciente se valida con **repeat compra M2**, no antes. Farmacias primero.</w:t>
+      </w:r>
+    </w:p>
+    <w:p>
       <w:r>
         <w:t>────────────────────────────────────────</w:t>
       </w:r>
@@ -1259,13 +2411,15 @@
         <w:tblLook w:firstColumn="1" w:firstRow="1" w:lastColumn="0" w:lastRow="0" w:noHBand="0" w:noVBand="1" w:val="04A0"/>
       </w:tblPr>
       <w:tblGrid>
-        <w:gridCol w:w="4320"/>
-        <w:gridCol w:w="4320"/>
+        <w:gridCol w:w="2160"/>
+        <w:gridCol w:w="2160"/>
+        <w:gridCol w:w="2160"/>
+        <w:gridCol w:w="2160"/>
       </w:tblGrid>
       <w:tr>
         <w:tc>
           <w:tcPr>
-            <w:tcW w:type="dxa" w:w="4320"/>
+            <w:tcW w:type="dxa" w:w="2160"/>
             <w:shd w:fill="1E2A5A"/>
           </w:tcPr>
           <w:p>
@@ -1281,7 +2435,7 @@
         </w:tc>
         <w:tc>
           <w:tcPr>
-            <w:tcW w:type="dxa" w:w="4320"/>
+            <w:tcW w:type="dxa" w:w="2160"/>
             <w:shd w:fill="1E2A5A"/>
           </w:tcPr>
           <w:p>
@@ -1295,31 +2449,35 @@
             </w:r>
           </w:p>
         </w:tc>
-      </w:tr>
-      <w:tr>
         <w:tc>
           <w:tcPr>
-            <w:tcW w:type="dxa" w:w="4320"/>
+            <w:tcW w:type="dxa" w:w="2160"/>
+            <w:shd w:fill="1E2A5A"/>
           </w:tcPr>
           <w:p>
             <w:r>
               <w:rPr>
+                <w:b/>
+                <w:color w:val="FFFFFF"/>
                 <w:sz w:val="20"/>
               </w:rPr>
-              <w:t>**T+0 → T+90 (Fase 0)**</w:t>
+              <w:t>Farmacias activas ref.</w:t>
             </w:r>
           </w:p>
         </w:tc>
         <w:tc>
           <w:tcPr>
-            <w:tcW w:type="dxa" w:w="4320"/>
+            <w:tcW w:type="dxa" w:w="2160"/>
+            <w:shd w:fill="1E2A5A"/>
           </w:tcPr>
           <w:p>
             <w:r>
               <w:rPr>
+                <w:b/>
+                <w:color w:val="FFFFFF"/>
                 <w:sz w:val="20"/>
               </w:rPr>
-              <w:t>**B2B primero** — catálogo en farmacias; solo soft launch interno</w:t>
+              <w:t>Marketing USD/mes ref.</w:t>
             </w:r>
           </w:p>
         </w:tc>
@@ -1327,27 +2485,53 @@
       <w:tr>
         <w:tc>
           <w:tcPr>
-            <w:tcW w:type="dxa" w:w="4320"/>
+            <w:tcW w:type="dxa" w:w="2160"/>
           </w:tcPr>
           <w:p>
             <w:r>
               <w:rPr>
                 <w:sz w:val="20"/>
               </w:rPr>
-              <w:t>**Day-D T+90 (= M1)**</w:t>
+              <w:t>**T+0 → T+90**</w:t>
             </w:r>
           </w:p>
         </w:tc>
         <w:tc>
           <w:tcPr>
-            <w:tcW w:type="dxa" w:w="4320"/>
+            <w:tcW w:type="dxa" w:w="2160"/>
           </w:tcPr>
           <w:p>
             <w:r>
               <w:rPr>
                 <w:sz w:val="20"/>
               </w:rPr>
-              <w:t>Meta Ads + valla en zona piloto; primera ola B2C</w:t>
+              <w:t>B2B primero; soft launch interno T+60–70</w:t>
+            </w:r>
+          </w:p>
+        </w:tc>
+        <w:tc>
+          <w:tcPr>
+            <w:tcW w:type="dxa" w:w="2160"/>
+          </w:tcPr>
+          <w:p>
+            <w:r>
+              <w:rPr>
+                <w:sz w:val="20"/>
+              </w:rPr>
+              <w:t>~28 al Day-D</w:t>
+            </w:r>
+          </w:p>
+        </w:tc>
+        <w:tc>
+          <w:tcPr>
+            <w:tcW w:type="dxa" w:w="2160"/>
+          </w:tcPr>
+          <w:p>
+            <w:r>
+              <w:rPr>
+                <w:sz w:val="20"/>
+              </w:rPr>
+              <w:t>Mínimo (test píxel)</w:t>
             </w:r>
           </w:p>
         </w:tc>
@@ -1355,7 +2539,61 @@
       <w:tr>
         <w:tc>
           <w:tcPr>
-            <w:tcW w:type="dxa" w:w="4320"/>
+            <w:tcW w:type="dxa" w:w="2160"/>
+          </w:tcPr>
+          <w:p>
+            <w:r>
+              <w:rPr>
+                <w:sz w:val="20"/>
+              </w:rPr>
+              <w:t>**Day-D (= M1)**</w:t>
+            </w:r>
+          </w:p>
+        </w:tc>
+        <w:tc>
+          <w:tcPr>
+            <w:tcW w:type="dxa" w:w="2160"/>
+          </w:tcPr>
+          <w:p>
+            <w:r>
+              <w:rPr>
+                <w:sz w:val="20"/>
+              </w:rPr>
+              <w:t>Meta + valla zona piloto</w:t>
+            </w:r>
+          </w:p>
+        </w:tc>
+        <w:tc>
+          <w:tcPr>
+            <w:tcW w:type="dxa" w:w="2160"/>
+          </w:tcPr>
+          <w:p>
+            <w:r>
+              <w:rPr>
+                <w:sz w:val="20"/>
+              </w:rPr>
+              <w:t>**~40**</w:t>
+            </w:r>
+          </w:p>
+        </w:tc>
+        <w:tc>
+          <w:tcPr>
+            <w:tcW w:type="dxa" w:w="2160"/>
+          </w:tcPr>
+          <w:p>
+            <w:r>
+              <w:rPr>
+                <w:sz w:val="20"/>
+              </w:rPr>
+              <w:t>Meta **800**</w:t>
+            </w:r>
+          </w:p>
+        </w:tc>
+      </w:tr>
+      <w:tr>
+        <w:tc>
+          <w:tcPr>
+            <w:tcW w:type="dxa" w:w="2160"/>
           </w:tcPr>
           <w:p>
             <w:r>
@@ -1368,14 +2606,40 @@
         </w:tc>
         <w:tc>
           <w:tcPr>
-            <w:tcW w:type="dxa" w:w="4320"/>
+            <w:tcW w:type="dxa" w:w="2160"/>
           </w:tcPr>
           <w:p>
             <w:r>
               <w:rPr>
                 <w:sz w:val="20"/>
               </w:rPr>
-              <w:t>Geo reforzado Bella Florida + El Socorro</w:t>
+              <w:t>Geo Bella Florida + El Socorro</w:t>
+            </w:r>
+          </w:p>
+        </w:tc>
+        <w:tc>
+          <w:tcPr>
+            <w:tcW w:type="dxa" w:w="2160"/>
+          </w:tcPr>
+          <w:p>
+            <w:r>
+              <w:rPr>
+                <w:sz w:val="20"/>
+              </w:rPr>
+              <w:t>~51–62</w:t>
+            </w:r>
+          </w:p>
+        </w:tc>
+        <w:tc>
+          <w:tcPr>
+            <w:tcW w:type="dxa" w:w="2160"/>
+          </w:tcPr>
+          <w:p>
+            <w:r>
+              <w:rPr>
+                <w:sz w:val="20"/>
+              </w:rPr>
+              <w:t>Meta 800 + valla 350 (M3+)</w:t>
             </w:r>
           </w:p>
         </w:tc>
@@ -1383,27 +2647,107 @@
       <w:tr>
         <w:tc>
           <w:tcPr>
-            <w:tcW w:type="dxa" w:w="4320"/>
+            <w:tcW w:type="dxa" w:w="2160"/>
           </w:tcPr>
           <w:p>
             <w:r>
               <w:rPr>
                 <w:sz w:val="20"/>
               </w:rPr>
-              <w:t>**M4–M12**</w:t>
+              <w:t>**M4–M6**</w:t>
             </w:r>
           </w:p>
         </w:tc>
         <w:tc>
           <w:tcPr>
-            <w:tcW w:type="dxa" w:w="4320"/>
+            <w:tcW w:type="dxa" w:w="2160"/>
           </w:tcPr>
           <w:p>
             <w:r>
               <w:rPr>
                 <w:sz w:val="20"/>
               </w:rPr>
-              <w:t>Expansión Valencia metro con curva de **~159 farmacias activas M12**</w:t>
+              <w:t>Expansión corredores; DoD demanda</w:t>
+            </w:r>
+          </w:p>
+        </w:tc>
+        <w:tc>
+          <w:tcPr>
+            <w:tcW w:type="dxa" w:w="2160"/>
+          </w:tcPr>
+          <w:p>
+            <w:r>
+              <w:rPr>
+                <w:sz w:val="20"/>
+              </w:rPr>
+              <w:t>~74–97</w:t>
+            </w:r>
+          </w:p>
+        </w:tc>
+        <w:tc>
+          <w:tcPr>
+            <w:tcW w:type="dxa" w:w="2160"/>
+          </w:tcPr>
+          <w:p>
+            <w:r>
+              <w:rPr>
+                <w:sz w:val="20"/>
+              </w:rPr>
+              <w:t>Meta 800</w:t>
+            </w:r>
+          </w:p>
+        </w:tc>
+      </w:tr>
+      <w:tr>
+        <w:tc>
+          <w:tcPr>
+            <w:tcW w:type="dxa" w:w="2160"/>
+          </w:tcPr>
+          <w:p>
+            <w:r>
+              <w:rPr>
+                <w:sz w:val="20"/>
+              </w:rPr>
+              <w:t>**M7–M12**</w:t>
+            </w:r>
+          </w:p>
+        </w:tc>
+        <w:tc>
+          <w:tcPr>
+            <w:tcW w:type="dxa" w:w="2160"/>
+          </w:tcPr>
+          <w:p>
+            <w:r>
+              <w:rPr>
+                <w:sz w:val="20"/>
+              </w:rPr>
+              <w:t>Valencia metro completo</w:t>
+            </w:r>
+          </w:p>
+        </w:tc>
+        <w:tc>
+          <w:tcPr>
+            <w:tcW w:type="dxa" w:w="2160"/>
+          </w:tcPr>
+          <w:p>
+            <w:r>
+              <w:rPr>
+                <w:sz w:val="20"/>
+              </w:rPr>
+              <w:t>~108–**159**</w:t>
+            </w:r>
+          </w:p>
+        </w:tc>
+        <w:tc>
+          <w:tcPr>
+            <w:tcW w:type="dxa" w:w="2160"/>
+          </w:tcPr>
+          <w:p>
+            <w:r>
+              <w:rPr>
+                <w:sz w:val="20"/>
+              </w:rPr>
+              <w:t>Meta **500** (M7+)</w:t>
             </w:r>
           </w:p>
         </w:tc>
@@ -1436,74 +2780,832 @@
         <w:pStyle w:val="Heading2"/>
       </w:pPr>
       <w:r>
-        <w:t>Canales principales</w:t>
+        <w:t>Mes a mes — demanda B2C (hipótesis, no compromiso)</w:t>
       </w:r>
     </w:p>
+    <w:tbl>
+      <w:tblPr>
+        <w:tblStyle w:val="TableGrid"/>
+        <w:tblW w:type="auto" w:w="0"/>
+        <w:tblLook w:firstColumn="1" w:firstRow="1" w:lastColumn="0" w:lastRow="0" w:noHBand="0" w:noVBand="1" w:val="04A0"/>
+      </w:tblPr>
+      <w:tblGrid>
+        <w:gridCol w:w="1728"/>
+        <w:gridCol w:w="1728"/>
+        <w:gridCol w:w="1728"/>
+        <w:gridCol w:w="1728"/>
+        <w:gridCol w:w="1728"/>
+      </w:tblGrid>
+      <w:tr>
+        <w:tc>
+          <w:tcPr>
+            <w:tcW w:type="dxa" w:w="1728"/>
+            <w:shd w:fill="1E2A5A"/>
+          </w:tcPr>
+          <w:p>
+            <w:r>
+              <w:rPr>
+                <w:b/>
+                <w:color w:val="FFFFFF"/>
+                <w:sz w:val="20"/>
+              </w:rPr>
+              <w:t>Mes post-Day-D</w:t>
+            </w:r>
+          </w:p>
+        </w:tc>
+        <w:tc>
+          <w:tcPr>
+            <w:tcW w:type="dxa" w:w="1728"/>
+            <w:shd w:fill="1E2A5A"/>
+          </w:tcPr>
+          <w:p>
+            <w:r>
+              <w:rPr>
+                <w:b/>
+                <w:color w:val="FFFFFF"/>
+                <w:sz w:val="20"/>
+              </w:rPr>
+              <w:t>Activas oferta</w:t>
+            </w:r>
+          </w:p>
+        </w:tc>
+        <w:tc>
+          <w:tcPr>
+            <w:tcW w:type="dxa" w:w="1728"/>
+            <w:shd w:fill="1E2A5A"/>
+          </w:tcPr>
+          <w:p>
+            <w:r>
+              <w:rPr>
+                <w:b/>
+                <w:color w:val="FFFFFF"/>
+                <w:sz w:val="20"/>
+              </w:rPr>
+              <w:t>Usuarios registrados (acum.)</w:t>
+            </w:r>
+          </w:p>
+        </w:tc>
+        <w:tc>
+          <w:tcPr>
+            <w:tcW w:type="dxa" w:w="1728"/>
+            <w:shd w:fill="1E2A5A"/>
+          </w:tcPr>
+          <w:p>
+            <w:r>
+              <w:rPr>
+                <w:b/>
+                <w:color w:val="FFFFFF"/>
+                <w:sz w:val="20"/>
+              </w:rPr>
+              <w:t>MAU (hipótesis)</w:t>
+            </w:r>
+          </w:p>
+        </w:tc>
+        <w:tc>
+          <w:tcPr>
+            <w:tcW w:type="dxa" w:w="1728"/>
+            <w:shd w:fill="1E2A5A"/>
+          </w:tcPr>
+          <w:p>
+            <w:r>
+              <w:rPr>
+                <w:b/>
+                <w:color w:val="FFFFFF"/>
+                <w:sz w:val="20"/>
+              </w:rPr>
+              <w:t>Pedidos/mes (hipótesis)</w:t>
+            </w:r>
+          </w:p>
+        </w:tc>
+      </w:tr>
+      <w:tr>
+        <w:tc>
+          <w:tcPr>
+            <w:tcW w:type="dxa" w:w="1728"/>
+          </w:tcPr>
+          <w:p>
+            <w:r>
+              <w:rPr>
+                <w:sz w:val="20"/>
+              </w:rPr>
+              <w:t>M1</w:t>
+            </w:r>
+          </w:p>
+        </w:tc>
+        <w:tc>
+          <w:tcPr>
+            <w:tcW w:type="dxa" w:w="1728"/>
+          </w:tcPr>
+          <w:p>
+            <w:r>
+              <w:rPr>
+                <w:sz w:val="20"/>
+              </w:rPr>
+              <w:t>~40</w:t>
+            </w:r>
+          </w:p>
+        </w:tc>
+        <w:tc>
+          <w:tcPr>
+            <w:tcW w:type="dxa" w:w="1728"/>
+          </w:tcPr>
+          <w:p>
+            <w:r>
+              <w:rPr>
+                <w:sz w:val="20"/>
+              </w:rPr>
+              <w:t>~200</w:t>
+            </w:r>
+          </w:p>
+        </w:tc>
+        <w:tc>
+          <w:tcPr>
+            <w:tcW w:type="dxa" w:w="1728"/>
+          </w:tcPr>
+          <w:p>
+            <w:r>
+              <w:rPr>
+                <w:sz w:val="20"/>
+              </w:rPr>
+              <w:t>~80</w:t>
+            </w:r>
+          </w:p>
+        </w:tc>
+        <w:tc>
+          <w:tcPr>
+            <w:tcW w:type="dxa" w:w="1728"/>
+          </w:tcPr>
+          <w:p>
+            <w:r>
+              <w:rPr>
+                <w:sz w:val="20"/>
+              </w:rPr>
+              <w:t>~120</w:t>
+            </w:r>
+          </w:p>
+        </w:tc>
+      </w:tr>
+      <w:tr>
+        <w:tc>
+          <w:tcPr>
+            <w:tcW w:type="dxa" w:w="1728"/>
+          </w:tcPr>
+          <w:p>
+            <w:r>
+              <w:rPr>
+                <w:sz w:val="20"/>
+              </w:rPr>
+              <w:t>M3</w:t>
+            </w:r>
+          </w:p>
+        </w:tc>
+        <w:tc>
+          <w:tcPr>
+            <w:tcW w:type="dxa" w:w="1728"/>
+          </w:tcPr>
+          <w:p>
+            <w:r>
+              <w:rPr>
+                <w:sz w:val="20"/>
+              </w:rPr>
+              <w:t>~62</w:t>
+            </w:r>
+          </w:p>
+        </w:tc>
+        <w:tc>
+          <w:tcPr>
+            <w:tcW w:type="dxa" w:w="1728"/>
+          </w:tcPr>
+          <w:p>
+            <w:r>
+              <w:rPr>
+                <w:sz w:val="20"/>
+              </w:rPr>
+              <w:t>~600</w:t>
+            </w:r>
+          </w:p>
+        </w:tc>
+        <w:tc>
+          <w:tcPr>
+            <w:tcW w:type="dxa" w:w="1728"/>
+          </w:tcPr>
+          <w:p>
+            <w:r>
+              <w:rPr>
+                <w:sz w:val="20"/>
+              </w:rPr>
+              <w:t>~250</w:t>
+            </w:r>
+          </w:p>
+        </w:tc>
+        <w:tc>
+          <w:tcPr>
+            <w:tcW w:type="dxa" w:w="1728"/>
+          </w:tcPr>
+          <w:p>
+            <w:r>
+              <w:rPr>
+                <w:sz w:val="20"/>
+              </w:rPr>
+              <w:t>~400</w:t>
+            </w:r>
+          </w:p>
+        </w:tc>
+      </w:tr>
+      <w:tr>
+        <w:tc>
+          <w:tcPr>
+            <w:tcW w:type="dxa" w:w="1728"/>
+          </w:tcPr>
+          <w:p>
+            <w:r>
+              <w:rPr>
+                <w:sz w:val="20"/>
+              </w:rPr>
+              <w:t>M6</w:t>
+            </w:r>
+          </w:p>
+        </w:tc>
+        <w:tc>
+          <w:tcPr>
+            <w:tcW w:type="dxa" w:w="1728"/>
+          </w:tcPr>
+          <w:p>
+            <w:r>
+              <w:rPr>
+                <w:sz w:val="20"/>
+              </w:rPr>
+              <w:t>~97</w:t>
+            </w:r>
+          </w:p>
+        </w:tc>
+        <w:tc>
+          <w:tcPr>
+            <w:tcW w:type="dxa" w:w="1728"/>
+          </w:tcPr>
+          <w:p>
+            <w:r>
+              <w:rPr>
+                <w:sz w:val="20"/>
+              </w:rPr>
+              <w:t>~1.500</w:t>
+            </w:r>
+          </w:p>
+        </w:tc>
+        <w:tc>
+          <w:tcPr>
+            <w:tcW w:type="dxa" w:w="1728"/>
+          </w:tcPr>
+          <w:p>
+            <w:r>
+              <w:rPr>
+                <w:sz w:val="20"/>
+              </w:rPr>
+              <w:t>~600</w:t>
+            </w:r>
+          </w:p>
+        </w:tc>
+        <w:tc>
+          <w:tcPr>
+            <w:tcW w:type="dxa" w:w="1728"/>
+          </w:tcPr>
+          <w:p>
+            <w:r>
+              <w:rPr>
+                <w:sz w:val="20"/>
+              </w:rPr>
+              <w:t>~900</w:t>
+            </w:r>
+          </w:p>
+        </w:tc>
+      </w:tr>
+      <w:tr>
+        <w:tc>
+          <w:tcPr>
+            <w:tcW w:type="dxa" w:w="1728"/>
+          </w:tcPr>
+          <w:p>
+            <w:r>
+              <w:rPr>
+                <w:sz w:val="20"/>
+              </w:rPr>
+              <w:t>M12</w:t>
+            </w:r>
+          </w:p>
+        </w:tc>
+        <w:tc>
+          <w:tcPr>
+            <w:tcW w:type="dxa" w:w="1728"/>
+          </w:tcPr>
+          <w:p>
+            <w:r>
+              <w:rPr>
+                <w:sz w:val="20"/>
+              </w:rPr>
+              <w:t>~159</w:t>
+            </w:r>
+          </w:p>
+        </w:tc>
+        <w:tc>
+          <w:tcPr>
+            <w:tcW w:type="dxa" w:w="1728"/>
+          </w:tcPr>
+          <w:p>
+            <w:r>
+              <w:rPr>
+                <w:sz w:val="20"/>
+              </w:rPr>
+              <w:t>~8.000</w:t>
+            </w:r>
+          </w:p>
+        </w:tc>
+        <w:tc>
+          <w:tcPr>
+            <w:tcW w:type="dxa" w:w="1728"/>
+          </w:tcPr>
+          <w:p>
+            <w:r>
+              <w:rPr>
+                <w:sz w:val="20"/>
+              </w:rPr>
+              <w:t>~3.500</w:t>
+            </w:r>
+          </w:p>
+        </w:tc>
+        <w:tc>
+          <w:tcPr>
+            <w:tcW w:type="dxa" w:w="1728"/>
+          </w:tcPr>
+          <w:p>
+            <w:r>
+              <w:rPr>
+                <w:sz w:val="20"/>
+              </w:rPr>
+              <w:t>~4.500</w:t>
+            </w:r>
+          </w:p>
+        </w:tc>
+      </w:tr>
+    </w:tbl>
+    <w:p/>
     <w:p>
       <w:r>
-        <w:t xml:space="preserve">- </w:t>
+        <w:t xml:space="preserve">Estas cifras de </w:t>
       </w:r>
       <w:r>
         <w:rPr>
           <w:b/>
         </w:rPr>
-        <w:t>Meta (Instagram/Facebook):</w:t>
+        <w:t>demanda</w:t>
       </w:r>
       <w:r>
-        <w:t xml:space="preserve"> canal principal; CPL orientativo </w:t>
+        <w:t xml:space="preserve"> van </w:t>
       </w:r>
       <w:r>
         <w:rPr>
           <w:b/>
         </w:rPr>
-        <w:t>0,15–0,60 USD</w:t>
+        <w:t>después</w:t>
       </w:r>
       <w:r>
-        <w:t xml:space="preserve"> lead en VE.</w:t>
-      </w:r>
-    </w:p>
-    <w:p>
-      <w:r>
-        <w:t xml:space="preserve">- </w:t>
+        <w:t xml:space="preserve"> de la curva de </w:t>
       </w:r>
       <w:r>
         <w:rPr>
           <w:b/>
         </w:rPr>
-        <w:t>Google Ads:</w:t>
+        <w:t>oferta</w:t>
       </w:r>
       <w:r>
-        <w:t xml:space="preserve"> búsqueda «farmacia delivery Valencia».</w:t>
-      </w:r>
-    </w:p>
-    <w:p>
-      <w:r>
-        <w:t xml:space="preserve">- </w:t>
+        <w:t xml:space="preserve">. No sustituyen </w:t>
       </w:r>
       <w:r>
         <w:rPr>
           <w:b/>
         </w:rPr>
-        <w:t>TikTok:</w:t>
+        <w:t>~159 activas M12</w:t>
       </w:r>
       <w:r>
-        <w:t xml:space="preserve"> segundo canal si Meta satura.</w:t>
+        <w:t xml:space="preserve"> del modelo financiero.</w:t>
       </w:r>
     </w:p>
     <w:p>
       <w:r>
-        <w:t xml:space="preserve">- </w:t>
-      </w:r>
-      <w:r>
-        <w:rPr>
-          <w:b/>
-        </w:rPr>
-        <w:t>Offline:</w:t>
-      </w:r>
-      <w:r>
-        <w:t xml:space="preserve"> valla Av. Bolívar Norte, flyers en farmacias aliadas (~50 USD/mes referencia Lean).</w:t>
+        <w:t>────────────────────────────────────────</w:t>
       </w:r>
     </w:p>
+    <w:p>
+      <w:pPr>
+        <w:pStyle w:val="Heading1"/>
+      </w:pPr>
+      <w:r>
+        <w:t>Canales de adquisición paciente</w:t>
+      </w:r>
+    </w:p>
+    <w:tbl>
+      <w:tblPr>
+        <w:tblStyle w:val="TableGrid"/>
+        <w:tblW w:type="auto" w:w="0"/>
+        <w:tblLook w:firstColumn="1" w:firstRow="1" w:lastColumn="0" w:lastRow="0" w:noHBand="0" w:noVBand="1" w:val="04A0"/>
+      </w:tblPr>
+      <w:tblGrid>
+        <w:gridCol w:w="2160"/>
+        <w:gridCol w:w="2160"/>
+        <w:gridCol w:w="2160"/>
+        <w:gridCol w:w="2160"/>
+      </w:tblGrid>
+      <w:tr>
+        <w:tc>
+          <w:tcPr>
+            <w:tcW w:type="dxa" w:w="2160"/>
+            <w:shd w:fill="1E2A5A"/>
+          </w:tcPr>
+          <w:p>
+            <w:r>
+              <w:rPr>
+                <w:b/>
+                <w:color w:val="FFFFFF"/>
+                <w:sz w:val="20"/>
+              </w:rPr>
+              <w:t>Canal</w:t>
+            </w:r>
+          </w:p>
+        </w:tc>
+        <w:tc>
+          <w:tcPr>
+            <w:tcW w:type="dxa" w:w="2160"/>
+            <w:shd w:fill="1E2A5A"/>
+          </w:tcPr>
+          <w:p>
+            <w:r>
+              <w:rPr>
+                <w:b/>
+                <w:color w:val="FFFFFF"/>
+                <w:sz w:val="20"/>
+              </w:rPr>
+              <w:t>CPL ref. VE</w:t>
+            </w:r>
+          </w:p>
+        </w:tc>
+        <w:tc>
+          <w:tcPr>
+            <w:tcW w:type="dxa" w:w="2160"/>
+            <w:shd w:fill="1E2A5A"/>
+          </w:tcPr>
+          <w:p>
+            <w:r>
+              <w:rPr>
+                <w:b/>
+                <w:color w:val="FFFFFF"/>
+                <w:sz w:val="20"/>
+              </w:rPr>
+              <w:t>Audiencia</w:t>
+            </w:r>
+          </w:p>
+        </w:tc>
+        <w:tc>
+          <w:tcPr>
+            <w:tcW w:type="dxa" w:w="2160"/>
+            <w:shd w:fill="1E2A5A"/>
+          </w:tcPr>
+          <w:p>
+            <w:r>
+              <w:rPr>
+                <w:b/>
+                <w:color w:val="FFFFFF"/>
+                <w:sz w:val="20"/>
+              </w:rPr>
+              <w:t>Prioridad</w:t>
+            </w:r>
+          </w:p>
+        </w:tc>
+      </w:tr>
+      <w:tr>
+        <w:tc>
+          <w:tcPr>
+            <w:tcW w:type="dxa" w:w="2160"/>
+          </w:tcPr>
+          <w:p>
+            <w:r>
+              <w:rPr>
+                <w:sz w:val="20"/>
+              </w:rPr>
+              <w:t>**Meta (IG/FB)**</w:t>
+            </w:r>
+          </w:p>
+        </w:tc>
+        <w:tc>
+          <w:tcPr>
+            <w:tcW w:type="dxa" w:w="2160"/>
+          </w:tcPr>
+          <w:p>
+            <w:r>
+              <w:rPr>
+                <w:sz w:val="20"/>
+              </w:rPr>
+              <w:t>0,15–0,60 USD/lead</w:t>
+            </w:r>
+          </w:p>
+        </w:tc>
+        <w:tc>
+          <w:tcPr>
+            <w:tcW w:type="dxa" w:w="2160"/>
+          </w:tcPr>
+          <w:p>
+            <w:r>
+              <w:rPr>
+                <w:sz w:val="20"/>
+              </w:rPr>
+              <w:t>30+, familias, hijos en exterior</w:t>
+            </w:r>
+          </w:p>
+        </w:tc>
+        <w:tc>
+          <w:tcPr>
+            <w:tcW w:type="dxa" w:w="2160"/>
+          </w:tcPr>
+          <w:p>
+            <w:r>
+              <w:rPr>
+                <w:sz w:val="20"/>
+              </w:rPr>
+              <w:t>**Principal**</w:t>
+            </w:r>
+          </w:p>
+        </w:tc>
+      </w:tr>
+      <w:tr>
+        <w:tc>
+          <w:tcPr>
+            <w:tcW w:type="dxa" w:w="2160"/>
+          </w:tcPr>
+          <w:p>
+            <w:r>
+              <w:rPr>
+                <w:sz w:val="20"/>
+              </w:rPr>
+              <w:t>Google Ads search</w:t>
+            </w:r>
+          </w:p>
+        </w:tc>
+        <w:tc>
+          <w:tcPr>
+            <w:tcW w:type="dxa" w:w="2160"/>
+          </w:tcPr>
+          <w:p>
+            <w:r>
+              <w:rPr>
+                <w:sz w:val="20"/>
+              </w:rPr>
+              <w:t>0,30–0,90</w:t>
+            </w:r>
+          </w:p>
+        </w:tc>
+        <w:tc>
+          <w:tcPr>
+            <w:tcW w:type="dxa" w:w="2160"/>
+          </w:tcPr>
+          <w:p>
+            <w:r>
+              <w:rPr>
+                <w:sz w:val="20"/>
+              </w:rPr>
+              <w:t>Intención «farmacia delivery Valencia»</w:t>
+            </w:r>
+          </w:p>
+        </w:tc>
+        <w:tc>
+          <w:tcPr>
+            <w:tcW w:type="dxa" w:w="2160"/>
+          </w:tcPr>
+          <w:p>
+            <w:r>
+              <w:rPr>
+                <w:sz w:val="20"/>
+              </w:rPr>
+              <w:t>Complemento Base+</w:t>
+            </w:r>
+          </w:p>
+        </w:tc>
+      </w:tr>
+      <w:tr>
+        <w:tc>
+          <w:tcPr>
+            <w:tcW w:type="dxa" w:w="2160"/>
+          </w:tcPr>
+          <w:p>
+            <w:r>
+              <w:rPr>
+                <w:sz w:val="20"/>
+              </w:rPr>
+              <w:t>TikTok</w:t>
+            </w:r>
+          </w:p>
+        </w:tc>
+        <w:tc>
+          <w:tcPr>
+            <w:tcW w:type="dxa" w:w="2160"/>
+          </w:tcPr>
+          <w:p>
+            <w:r>
+              <w:rPr>
+                <w:sz w:val="20"/>
+              </w:rPr>
+              <w:t>0,20–0,80</w:t>
+            </w:r>
+          </w:p>
+        </w:tc>
+        <w:tc>
+          <w:tcPr>
+            <w:tcW w:type="dxa" w:w="2160"/>
+          </w:tcPr>
+          <w:p>
+            <w:r>
+              <w:rPr>
+                <w:sz w:val="20"/>
+              </w:rPr>
+              <w:t>Diego 18–35</w:t>
+            </w:r>
+          </w:p>
+        </w:tc>
+        <w:tc>
+          <w:tcPr>
+            <w:tcW w:type="dxa" w:w="2160"/>
+          </w:tcPr>
+          <w:p>
+            <w:r>
+              <w:rPr>
+                <w:sz w:val="20"/>
+              </w:rPr>
+              <w:t>Si Meta satura</w:t>
+            </w:r>
+          </w:p>
+        </w:tc>
+      </w:tr>
+      <w:tr>
+        <w:tc>
+          <w:tcPr>
+            <w:tcW w:type="dxa" w:w="2160"/>
+          </w:tcPr>
+          <w:p>
+            <w:r>
+              <w:rPr>
+                <w:sz w:val="20"/>
+              </w:rPr>
+              <w:t>QR mostrador farmacia</w:t>
+            </w:r>
+          </w:p>
+        </w:tc>
+        <w:tc>
+          <w:tcPr>
+            <w:tcW w:type="dxa" w:w="2160"/>
+          </w:tcPr>
+          <w:p>
+            <w:r>
+              <w:rPr>
+                <w:sz w:val="20"/>
+              </w:rPr>
+              <w:t>~0</w:t>
+            </w:r>
+          </w:p>
+        </w:tc>
+        <w:tc>
+          <w:tcPr>
+            <w:tcW w:type="dxa" w:w="2160"/>
+          </w:tcPr>
+          <w:p>
+            <w:r>
+              <w:rPr>
+                <w:sz w:val="20"/>
+              </w:rPr>
+              <w:t>Paciente ya en mostrador</w:t>
+            </w:r>
+          </w:p>
+        </w:tc>
+        <w:tc>
+          <w:tcPr>
+            <w:tcW w:type="dxa" w:w="2160"/>
+          </w:tcPr>
+          <w:p>
+            <w:r>
+              <w:rPr>
+                <w:sz w:val="20"/>
+              </w:rPr>
+              <w:t>**Interior Bullseye**</w:t>
+            </w:r>
+          </w:p>
+        </w:tc>
+      </w:tr>
+      <w:tr>
+        <w:tc>
+          <w:tcPr>
+            <w:tcW w:type="dxa" w:w="2160"/>
+          </w:tcPr>
+          <w:p>
+            <w:r>
+              <w:rPr>
+                <w:sz w:val="20"/>
+              </w:rPr>
+              <w:t>Valla Av. Bolívar</w:t>
+            </w:r>
+          </w:p>
+        </w:tc>
+        <w:tc>
+          <w:tcPr>
+            <w:tcW w:type="dxa" w:w="2160"/>
+          </w:tcPr>
+          <w:p>
+            <w:r>
+              <w:rPr>
+                <w:sz w:val="20"/>
+              </w:rPr>
+              <w:t>~8–15/lead</w:t>
+            </w:r>
+          </w:p>
+        </w:tc>
+        <w:tc>
+          <w:tcPr>
+            <w:tcW w:type="dxa" w:w="2160"/>
+          </w:tcPr>
+          <w:p>
+            <w:r>
+              <w:rPr>
+                <w:sz w:val="20"/>
+              </w:rPr>
+              <w:t>Branding + adultos mayores</w:t>
+            </w:r>
+          </w:p>
+        </w:tc>
+        <w:tc>
+          <w:tcPr>
+            <w:tcW w:type="dxa" w:w="2160"/>
+          </w:tcPr>
+          <w:p>
+            <w:r>
+              <w:rPr>
+                <w:sz w:val="20"/>
+              </w:rPr>
+              <w:t>Complemento M3+</w:t>
+            </w:r>
+          </w:p>
+        </w:tc>
+      </w:tr>
+      <w:tr>
+        <w:tc>
+          <w:tcPr>
+            <w:tcW w:type="dxa" w:w="2160"/>
+          </w:tcPr>
+          <w:p>
+            <w:r>
+              <w:rPr>
+                <w:sz w:val="20"/>
+              </w:rPr>
+              <w:t>WhatsApp referidos</w:t>
+            </w:r>
+          </w:p>
+        </w:tc>
+        <w:tc>
+          <w:tcPr>
+            <w:tcW w:type="dxa" w:w="2160"/>
+          </w:tcPr>
+          <w:p>
+            <w:r>
+              <w:rPr>
+                <w:sz w:val="20"/>
+              </w:rPr>
+              <w:t>~0</w:t>
+            </w:r>
+          </w:p>
+        </w:tc>
+        <w:tc>
+          <w:tcPr>
+            <w:tcW w:type="dxa" w:w="2160"/>
+          </w:tcPr>
+          <w:p>
+            <w:r>
+              <w:rPr>
+                <w:sz w:val="20"/>
+              </w:rPr>
+              <w:t>Comunidades locales</w:t>
+            </w:r>
+          </w:p>
+        </w:tc>
+        <w:tc>
+          <w:tcPr>
+            <w:tcW w:type="dxa" w:w="2160"/>
+          </w:tcPr>
+          <w:p>
+            <w:r>
+              <w:rPr>
+                <w:sz w:val="20"/>
+              </w:rPr>
+              <w:t>Desde M1</w:t>
+            </w:r>
+          </w:p>
+        </w:tc>
+      </w:tr>
+    </w:tbl>
+    <w:p/>
     <w:p>
       <w:r>
         <w:t>────────────────────────────────────────</w:t>
@@ -1600,7 +3702,674 @@
         <w:pStyle w:val="Heading1"/>
       </w:pPr>
       <w:r>
-        <w:t>Metas piloto (hipótesis — validar M2–M6)</w:t>
+        <w:t>Metas piloto y sensibilidad</w:t>
+      </w:r>
+    </w:p>
+    <w:tbl>
+      <w:tblPr>
+        <w:tblStyle w:val="TableGrid"/>
+        <w:tblW w:type="auto" w:w="0"/>
+        <w:tblLook w:firstColumn="1" w:firstRow="1" w:lastColumn="0" w:lastRow="0" w:noHBand="0" w:noVBand="1" w:val="04A0"/>
+      </w:tblPr>
+      <w:tblGrid>
+        <w:gridCol w:w="2160"/>
+        <w:gridCol w:w="2160"/>
+        <w:gridCol w:w="2160"/>
+        <w:gridCol w:w="2160"/>
+      </w:tblGrid>
+      <w:tr>
+        <w:tc>
+          <w:tcPr>
+            <w:tcW w:type="dxa" w:w="2160"/>
+            <w:shd w:fill="1E2A5A"/>
+          </w:tcPr>
+          <w:p>
+            <w:r>
+              <w:rPr>
+                <w:b/>
+                <w:color w:val="FFFFFF"/>
+                <w:sz w:val="20"/>
+              </w:rPr>
+              <w:t>KPI</w:t>
+            </w:r>
+          </w:p>
+        </w:tc>
+        <w:tc>
+          <w:tcPr>
+            <w:tcW w:type="dxa" w:w="2160"/>
+            <w:shd w:fill="1E2A5A"/>
+          </w:tcPr>
+          <w:p>
+            <w:r>
+              <w:rPr>
+                <w:b/>
+                <w:color w:val="FFFFFF"/>
+                <w:sz w:val="20"/>
+              </w:rPr>
+              <w:t>Meta M6</w:t>
+            </w:r>
+          </w:p>
+        </w:tc>
+        <w:tc>
+          <w:tcPr>
+            <w:tcW w:type="dxa" w:w="2160"/>
+            <w:shd w:fill="1E2A5A"/>
+          </w:tcPr>
+          <w:p>
+            <w:r>
+              <w:rPr>
+                <w:b/>
+                <w:color w:val="FFFFFF"/>
+                <w:sz w:val="20"/>
+              </w:rPr>
+              <w:t>Meta M12</w:t>
+            </w:r>
+          </w:p>
+        </w:tc>
+        <w:tc>
+          <w:tcPr>
+            <w:tcW w:type="dxa" w:w="2160"/>
+            <w:shd w:fill="1E2A5A"/>
+          </w:tcPr>
+          <w:p>
+            <w:r>
+              <w:rPr>
+                <w:b/>
+                <w:color w:val="FFFFFF"/>
+                <w:sz w:val="20"/>
+              </w:rPr>
+              <w:t>Si falla</w:t>
+            </w:r>
+          </w:p>
+        </w:tc>
+      </w:tr>
+      <w:tr>
+        <w:tc>
+          <w:tcPr>
+            <w:tcW w:type="dxa" w:w="2160"/>
+          </w:tcPr>
+          <w:p>
+            <w:r>
+              <w:rPr>
+                <w:sz w:val="20"/>
+              </w:rPr>
+              <w:t>Usuarios registrados</w:t>
+            </w:r>
+          </w:p>
+        </w:tc>
+        <w:tc>
+          <w:tcPr>
+            <w:tcW w:type="dxa" w:w="2160"/>
+          </w:tcPr>
+          <w:p>
+            <w:r>
+              <w:rPr>
+                <w:sz w:val="20"/>
+              </w:rPr>
+              <w:t>~1.500</w:t>
+            </w:r>
+          </w:p>
+        </w:tc>
+        <w:tc>
+          <w:tcPr>
+            <w:tcW w:type="dxa" w:w="2160"/>
+          </w:tcPr>
+          <w:p>
+            <w:r>
+              <w:rPr>
+                <w:sz w:val="20"/>
+              </w:rPr>
+              <w:t>~8.000</w:t>
+            </w:r>
+          </w:p>
+        </w:tc>
+        <w:tc>
+          <w:tcPr>
+            <w:tcW w:type="dxa" w:w="2160"/>
+          </w:tcPr>
+          <w:p>
+            <w:r>
+              <w:rPr>
+                <w:sz w:val="20"/>
+              </w:rPr>
+              <w:t>Subir TikTok; CPL Meta hasta 0,80</w:t>
+            </w:r>
+          </w:p>
+        </w:tc>
+      </w:tr>
+      <w:tr>
+        <w:tc>
+          <w:tcPr>
+            <w:tcW w:type="dxa" w:w="2160"/>
+          </w:tcPr>
+          <w:p>
+            <w:r>
+              <w:rPr>
+                <w:sz w:val="20"/>
+              </w:rPr>
+              <w:t>Activos mensuales</w:t>
+            </w:r>
+          </w:p>
+        </w:tc>
+        <w:tc>
+          <w:tcPr>
+            <w:tcW w:type="dxa" w:w="2160"/>
+          </w:tcPr>
+          <w:p>
+            <w:r>
+              <w:rPr>
+                <w:sz w:val="20"/>
+              </w:rPr>
+              <w:t>~600</w:t>
+            </w:r>
+          </w:p>
+        </w:tc>
+        <w:tc>
+          <w:tcPr>
+            <w:tcW w:type="dxa" w:w="2160"/>
+          </w:tcPr>
+          <w:p>
+            <w:r>
+              <w:rPr>
+                <w:sz w:val="20"/>
+              </w:rPr>
+              <w:t>~3.500</w:t>
+            </w:r>
+          </w:p>
+        </w:tc>
+        <w:tc>
+          <w:tcPr>
+            <w:tcW w:type="dxa" w:w="2160"/>
+          </w:tcPr>
+          <w:p>
+            <w:r>
+              <w:rPr>
+                <w:sz w:val="20"/>
+              </w:rPr>
+              <w:t>CS llama a registrados sin pedido</w:t>
+            </w:r>
+          </w:p>
+        </w:tc>
+      </w:tr>
+      <w:tr>
+        <w:tc>
+          <w:tcPr>
+            <w:tcW w:type="dxa" w:w="2160"/>
+          </w:tcPr>
+          <w:p>
+            <w:r>
+              <w:rPr>
+                <w:sz w:val="20"/>
+              </w:rPr>
+              <w:t>Conversión descarga → 1er pedido</w:t>
+            </w:r>
+          </w:p>
+        </w:tc>
+        <w:tc>
+          <w:tcPr>
+            <w:tcW w:type="dxa" w:w="2160"/>
+          </w:tcPr>
+          <w:p>
+            <w:r>
+              <w:rPr>
+                <w:sz w:val="20"/>
+              </w:rPr>
+              <w:t>~25%</w:t>
+            </w:r>
+          </w:p>
+        </w:tc>
+        <w:tc>
+          <w:tcPr>
+            <w:tcW w:type="dxa" w:w="2160"/>
+          </w:tcPr>
+          <w:p>
+            <w:r>
+              <w:rPr>
+                <w:sz w:val="20"/>
+              </w:rPr>
+              <w:t>~30%</w:t>
+            </w:r>
+          </w:p>
+        </w:tc>
+        <w:tc>
+          <w:tcPr>
+            <w:tcW w:type="dxa" w:w="2160"/>
+          </w:tcPr>
+          <w:p>
+            <w:r>
+              <w:rPr>
+                <w:sz w:val="20"/>
+              </w:rPr>
+              <w:t>Encuesta fricción; revisar UX pago</w:t>
+            </w:r>
+          </w:p>
+        </w:tc>
+      </w:tr>
+      <w:tr>
+        <w:tc>
+          <w:tcPr>
+            <w:tcW w:type="dxa" w:w="2160"/>
+          </w:tcPr>
+          <w:p>
+            <w:r>
+              <w:rPr>
+                <w:sz w:val="20"/>
+              </w:rPr>
+              <w:t>NPS</w:t>
+            </w:r>
+          </w:p>
+        </w:tc>
+        <w:tc>
+          <w:tcPr>
+            <w:tcW w:type="dxa" w:w="2160"/>
+          </w:tcPr>
+          <w:p>
+            <w:r>
+              <w:rPr>
+                <w:sz w:val="20"/>
+              </w:rPr>
+              <w:t>≥35</w:t>
+            </w:r>
+          </w:p>
+        </w:tc>
+        <w:tc>
+          <w:tcPr>
+            <w:tcW w:type="dxa" w:w="2160"/>
+          </w:tcPr>
+          <w:p>
+            <w:r>
+              <w:rPr>
+                <w:sz w:val="20"/>
+              </w:rPr>
+              <w:t>≥50</w:t>
+            </w:r>
+          </w:p>
+        </w:tc>
+        <w:tc>
+          <w:tcPr>
+            <w:tcW w:type="dxa" w:w="2160"/>
+          </w:tcPr>
+          <w:p>
+            <w:r>
+              <w:rPr>
+                <w:sz w:val="20"/>
+              </w:rPr>
+              <w:t>Revisar tiempos Rx/entrega</w:t>
+            </w:r>
+          </w:p>
+        </w:tc>
+      </w:tr>
+      <w:tr>
+        <w:tc>
+          <w:tcPr>
+            <w:tcW w:type="dxa" w:w="2160"/>
+          </w:tcPr>
+          <w:p>
+            <w:r>
+              <w:rPr>
+                <w:sz w:val="20"/>
+              </w:rPr>
+              <w:t>**Repeat M2**</w:t>
+            </w:r>
+          </w:p>
+        </w:tc>
+        <w:tc>
+          <w:tcPr>
+            <w:tcW w:type="dxa" w:w="2160"/>
+          </w:tcPr>
+          <w:p>
+            <w:r>
+              <w:rPr>
+                <w:sz w:val="20"/>
+              </w:rPr>
+              <w:t>≥45% de quien pidió M1</w:t>
+            </w:r>
+          </w:p>
+        </w:tc>
+        <w:tc>
+          <w:tcPr>
+            <w:tcW w:type="dxa" w:w="2160"/>
+          </w:tcPr>
+          <w:p>
+            <w:r>
+              <w:rPr>
+                <w:sz w:val="20"/>
+              </w:rPr>
+              <w:t>≥55%</w:t>
+            </w:r>
+          </w:p>
+        </w:tc>
+        <w:tc>
+          <w:tcPr>
+            <w:tcW w:type="dxa" w:w="2160"/>
+          </w:tcPr>
+          <w:p>
+            <w:r>
+              <w:rPr>
+                <w:sz w:val="20"/>
+              </w:rPr>
+              <w:t>**Pivot antes de más Meta**</w:t>
+            </w:r>
+          </w:p>
+        </w:tc>
+      </w:tr>
+    </w:tbl>
+    <w:p/>
+    <w:p>
+      <w:pPr>
+        <w:pStyle w:val="Heading2"/>
+      </w:pPr>
+      <w:r>
+        <w:t>Escenarios demanda vs oferta M6</w:t>
+      </w:r>
+    </w:p>
+    <w:tbl>
+      <w:tblPr>
+        <w:tblStyle w:val="TableGrid"/>
+        <w:tblW w:type="auto" w:w="0"/>
+        <w:tblLook w:firstColumn="1" w:firstRow="1" w:lastColumn="0" w:lastRow="0" w:noHBand="0" w:noVBand="1" w:val="04A0"/>
+      </w:tblPr>
+      <w:tblGrid>
+        <w:gridCol w:w="2160"/>
+        <w:gridCol w:w="2160"/>
+        <w:gridCol w:w="2160"/>
+        <w:gridCol w:w="2160"/>
+      </w:tblGrid>
+      <w:tr>
+        <w:tc>
+          <w:tcPr>
+            <w:tcW w:type="dxa" w:w="2160"/>
+            <w:shd w:fill="1E2A5A"/>
+          </w:tcPr>
+          <w:p>
+            <w:r>
+              <w:rPr>
+                <w:b/>
+                <w:color w:val="FFFFFF"/>
+                <w:sz w:val="20"/>
+              </w:rPr>
+              <w:t>Escenario</w:t>
+            </w:r>
+          </w:p>
+        </w:tc>
+        <w:tc>
+          <w:tcPr>
+            <w:tcW w:type="dxa" w:w="2160"/>
+            <w:shd w:fill="1E2A5A"/>
+          </w:tcPr>
+          <w:p>
+            <w:r>
+              <w:rPr>
+                <w:b/>
+                <w:color w:val="FFFFFF"/>
+                <w:sz w:val="20"/>
+              </w:rPr>
+              <w:t>Activas M6</w:t>
+            </w:r>
+          </w:p>
+        </w:tc>
+        <w:tc>
+          <w:tcPr>
+            <w:tcW w:type="dxa" w:w="2160"/>
+            <w:shd w:fill="1E2A5A"/>
+          </w:tcPr>
+          <w:p>
+            <w:r>
+              <w:rPr>
+                <w:b/>
+                <w:color w:val="FFFFFF"/>
+                <w:sz w:val="20"/>
+              </w:rPr>
+              <w:t>MAU M6</w:t>
+            </w:r>
+          </w:p>
+        </w:tc>
+        <w:tc>
+          <w:tcPr>
+            <w:tcW w:type="dxa" w:w="2160"/>
+            <w:shd w:fill="1E2A5A"/>
+          </w:tcPr>
+          <w:p>
+            <w:r>
+              <w:rPr>
+                <w:b/>
+                <w:color w:val="FFFFFF"/>
+                <w:sz w:val="20"/>
+              </w:rPr>
+              <w:t>Riesgo</w:t>
+            </w:r>
+          </w:p>
+        </w:tc>
+      </w:tr>
+      <w:tr>
+        <w:tc>
+          <w:tcPr>
+            <w:tcW w:type="dxa" w:w="2160"/>
+          </w:tcPr>
+          <w:p>
+            <w:r>
+              <w:rPr>
+                <w:sz w:val="20"/>
+              </w:rPr>
+              <w:t>**Oferta OK, demanda lenta**</w:t>
+            </w:r>
+          </w:p>
+        </w:tc>
+        <w:tc>
+          <w:tcPr>
+            <w:tcW w:type="dxa" w:w="2160"/>
+          </w:tcPr>
+          <w:p>
+            <w:r>
+              <w:rPr>
+                <w:sz w:val="20"/>
+              </w:rPr>
+              <w:t>≥97</w:t>
+            </w:r>
+          </w:p>
+        </w:tc>
+        <w:tc>
+          <w:tcPr>
+            <w:tcW w:type="dxa" w:w="2160"/>
+          </w:tcPr>
+          <w:p>
+            <w:r>
+              <w:rPr>
+                <w:sz w:val="20"/>
+              </w:rPr>
+              <w:t>&lt;400</w:t>
+            </w:r>
+          </w:p>
+        </w:tc>
+        <w:tc>
+          <w:tcPr>
+            <w:tcW w:type="dxa" w:w="2160"/>
+          </w:tcPr>
+          <w:p>
+            <w:r>
+              <w:rPr>
+                <w:sz w:val="20"/>
+              </w:rPr>
+              <w:t>Quemar Meta sin repeat → pausar pauta</w:t>
+            </w:r>
+          </w:p>
+        </w:tc>
+      </w:tr>
+      <w:tr>
+        <w:tc>
+          <w:tcPr>
+            <w:tcW w:type="dxa" w:w="2160"/>
+          </w:tcPr>
+          <w:p>
+            <w:r>
+              <w:rPr>
+                <w:sz w:val="20"/>
+              </w:rPr>
+              <w:t>**Demanda OK, oferta lenta**</w:t>
+            </w:r>
+          </w:p>
+        </w:tc>
+        <w:tc>
+          <w:tcPr>
+            <w:tcW w:type="dxa" w:w="2160"/>
+          </w:tcPr>
+          <w:p>
+            <w:r>
+              <w:rPr>
+                <w:sz w:val="20"/>
+              </w:rPr>
+              <w:t>&lt;80</w:t>
+            </w:r>
+          </w:p>
+        </w:tc>
+        <w:tc>
+          <w:tcPr>
+            <w:tcW w:type="dxa" w:w="2160"/>
+          </w:tcPr>
+          <w:p>
+            <w:r>
+              <w:rPr>
+                <w:sz w:val="20"/>
+              </w:rPr>
+              <w:t>&gt;700</w:t>
+            </w:r>
+          </w:p>
+        </w:tc>
+        <w:tc>
+          <w:tcPr>
+            <w:tcW w:type="dxa" w:w="2160"/>
+          </w:tcPr>
+          <w:p>
+            <w:r>
+              <w:rPr>
+                <w:sz w:val="20"/>
+              </w:rPr>
+              <w:t>NPS cae (stock); priorizar Sales</w:t>
+            </w:r>
+          </w:p>
+        </w:tc>
+      </w:tr>
+      <w:tr>
+        <w:tc>
+          <w:tcPr>
+            <w:tcW w:type="dxa" w:w="2160"/>
+          </w:tcPr>
+          <w:p>
+            <w:r>
+              <w:rPr>
+                <w:sz w:val="20"/>
+              </w:rPr>
+              <w:t>**Ambos OK**</w:t>
+            </w:r>
+          </w:p>
+        </w:tc>
+        <w:tc>
+          <w:tcPr>
+            <w:tcW w:type="dxa" w:w="2160"/>
+          </w:tcPr>
+          <w:p>
+            <w:r>
+              <w:rPr>
+                <w:sz w:val="20"/>
+              </w:rPr>
+              <w:t>≥97</w:t>
+            </w:r>
+          </w:p>
+        </w:tc>
+        <w:tc>
+          <w:tcPr>
+            <w:tcW w:type="dxa" w:w="2160"/>
+          </w:tcPr>
+          <w:p>
+            <w:r>
+              <w:rPr>
+                <w:sz w:val="20"/>
+              </w:rPr>
+              <w:t>≥600</w:t>
+            </w:r>
+          </w:p>
+        </w:tc>
+        <w:tc>
+          <w:tcPr>
+            <w:tcW w:type="dxa" w:w="2160"/>
+          </w:tcPr>
+          <w:p>
+            <w:r>
+              <w:rPr>
+                <w:sz w:val="20"/>
+              </w:rPr>
+              <w:t>Piloto verde; preparar M7–12</w:t>
+            </w:r>
+          </w:p>
+        </w:tc>
+      </w:tr>
+      <w:tr>
+        <w:tc>
+          <w:tcPr>
+            <w:tcW w:type="dxa" w:w="2160"/>
+          </w:tcPr>
+          <w:p>
+            <w:r>
+              <w:rPr>
+                <w:sz w:val="20"/>
+              </w:rPr>
+              <w:t>**Ambos lentos**</w:t>
+            </w:r>
+          </w:p>
+        </w:tc>
+        <w:tc>
+          <w:tcPr>
+            <w:tcW w:type="dxa" w:w="2160"/>
+          </w:tcPr>
+          <w:p>
+            <w:r>
+              <w:rPr>
+                <w:sz w:val="20"/>
+              </w:rPr>
+              <w:t>&lt;80</w:t>
+            </w:r>
+          </w:p>
+        </w:tc>
+        <w:tc>
+          <w:tcPr>
+            <w:tcW w:type="dxa" w:w="2160"/>
+          </w:tcPr>
+          <w:p>
+            <w:r>
+              <w:rPr>
+                <w:sz w:val="20"/>
+              </w:rPr>
+              <w:t>&lt;400</w:t>
+            </w:r>
+          </w:p>
+        </w:tc>
+        <w:tc>
+          <w:tcPr>
+            <w:tcW w:type="dxa" w:w="2160"/>
+          </w:tcPr>
+          <w:p>
+            <w:r>
+              <w:rPr>
+                <w:sz w:val="20"/>
+              </w:rPr>
+              <w:t>Contingencia full; revisar beachhead</w:t>
+            </w:r>
+          </w:p>
+        </w:tc>
+      </w:tr>
+    </w:tbl>
+    <w:p/>
+    <w:p>
+      <w:r>
+        <w:t>────────────────────────────────────────</w:t>
+      </w:r>
+    </w:p>
+    <w:p>
+      <w:pPr>
+        <w:pStyle w:val="Heading1"/>
+      </w:pPr>
+      <w:r>
+        <w:t>Riesgos de baja adopción — plan B</w:t>
       </w:r>
     </w:p>
     <w:tbl>
@@ -1627,7 +4396,7 @@
                 <w:color w:val="FFFFFF"/>
                 <w:sz w:val="20"/>
               </w:rPr>
-              <w:t>KPI</w:t>
+              <w:t>Riesgo</w:t>
             </w:r>
           </w:p>
         </w:tc>
@@ -1643,7 +4412,7 @@
                 <w:color w:val="FFFFFF"/>
                 <w:sz w:val="20"/>
               </w:rPr>
-              <w:t>Meta M6</w:t>
+              <w:t>Probabilidad</w:t>
             </w:r>
           </w:p>
         </w:tc>
@@ -1659,7 +4428,7 @@
                 <w:color w:val="FFFFFF"/>
                 <w:sz w:val="20"/>
               </w:rPr>
-              <w:t>Meta M12</w:t>
+              <w:t>Plan B</w:t>
             </w:r>
           </w:p>
         </w:tc>
@@ -1674,7 +4443,7 @@
               <w:rPr>
                 <w:sz w:val="20"/>
               </w:rPr>
-              <w:t>Usuarios registrados</w:t>
+              <w:t>Descargas &lt; 1.500 M6</w:t>
             </w:r>
           </w:p>
         </w:tc>
@@ -1687,7 +4456,7 @@
               <w:rPr>
                 <w:sz w:val="20"/>
               </w:rPr>
-              <w:t>~1.500</w:t>
+              <w:t>Media</w:t>
             </w:r>
           </w:p>
         </w:tc>
@@ -1700,7 +4469,7 @@
               <w:rPr>
                 <w:sz w:val="20"/>
               </w:rPr>
-              <w:t>~8.000</w:t>
+              <w:t>CPL Meta hasta 0,80; TikTok; cupón 1er pedido (desde presupuesto Meta)</w:t>
             </w:r>
           </w:p>
         </w:tc>
@@ -1715,7 +4484,7 @@
               <w:rPr>
                 <w:sz w:val="20"/>
               </w:rPr>
-              <w:t>Activos mensuales</w:t>
+              <w:t>Conversión registro → pedido &lt; 15%</w:t>
             </w:r>
           </w:p>
         </w:tc>
@@ -1728,7 +4497,7 @@
               <w:rPr>
                 <w:sz w:val="20"/>
               </w:rPr>
-              <w:t>~600</w:t>
+              <w:t>Media</w:t>
             </w:r>
           </w:p>
         </w:tc>
@@ -1741,7 +4510,7 @@
               <w:rPr>
                 <w:sz w:val="20"/>
               </w:rPr>
-              <w:t>~3.500</w:t>
+              <w:t>CS outbound; encuesta fricción</w:t>
             </w:r>
           </w:p>
         </w:tc>
@@ -1756,7 +4525,7 @@
               <w:rPr>
                 <w:sz w:val="20"/>
               </w:rPr>
-              <w:t>Conversión descarga → 1er pedido</w:t>
+              <w:t>NPS &lt; 25</w:t>
             </w:r>
           </w:p>
         </w:tc>
@@ -1769,7 +4538,7 @@
               <w:rPr>
                 <w:sz w:val="20"/>
               </w:rPr>
-              <w:t>~25 %</w:t>
+              <w:t>Media-baja</w:t>
             </w:r>
           </w:p>
         </w:tc>
@@ -1782,7 +4551,7 @@
               <w:rPr>
                 <w:sz w:val="20"/>
               </w:rPr>
-              <w:t>~30 %</w:t>
+              <w:t>Cualitativo; ampliar farmacias en zona antes de más pauta</w:t>
             </w:r>
           </w:p>
         </w:tc>
@@ -1797,7 +4566,7 @@
               <w:rPr>
                 <w:sz w:val="20"/>
               </w:rPr>
-              <w:t>NPS</w:t>
+              <w:t>Repeat M2 &lt; 30%</w:t>
             </w:r>
           </w:p>
         </w:tc>
@@ -1810,7 +4579,7 @@
               <w:rPr>
                 <w:sz w:val="20"/>
               </w:rPr>
-              <w:t>≥35</w:t>
+              <w:t>Alta si ops mal</w:t>
             </w:r>
           </w:p>
         </w:tc>
@@ -1823,63 +4592,13 @@
               <w:rPr>
                 <w:sz w:val="20"/>
               </w:rPr>
-              <w:t>≥50</w:t>
+              <w:t>Pausar Meta 2 semanas; QR mostrador</w:t>
             </w:r>
           </w:p>
         </w:tc>
       </w:tr>
     </w:tbl>
     <w:p/>
-    <w:p>
-      <w:r>
-        <w:t xml:space="preserve">Estas cifras de </w:t>
-      </w:r>
-      <w:r>
-        <w:rPr>
-          <w:b/>
-        </w:rPr>
-        <w:t>demanda</w:t>
-      </w:r>
-      <w:r>
-        <w:t xml:space="preserve"> van </w:t>
-      </w:r>
-      <w:r>
-        <w:rPr>
-          <w:b/>
-        </w:rPr>
-        <w:t>después</w:t>
-      </w:r>
-      <w:r>
-        <w:t xml:space="preserve"> de la curva de </w:t>
-      </w:r>
-      <w:r>
-        <w:rPr>
-          <w:b/>
-        </w:rPr>
-        <w:t>oferta</w:t>
-      </w:r>
-      <w:r>
-        <w:t xml:space="preserve"> (</w:t>
-      </w:r>
-      <w:r>
-        <w:rPr>
-          <w:b/>
-        </w:rPr>
-        <w:t>~97 activas M6</w:t>
-      </w:r>
-      <w:r>
-        <w:t xml:space="preserve">, </w:t>
-      </w:r>
-      <w:r>
-        <w:rPr>
-          <w:b/>
-        </w:rPr>
-        <w:t>~159 M12</w:t>
-      </w:r>
-      <w:r>
-        <w:t>). No son compromiso ante inversor ni ante Gabriel.</w:t>
-      </w:r>
-    </w:p>
     <w:p>
       <w:r>
         <w:t>────────────────────────────────────────</w:t>
@@ -1890,7 +4609,7 @@
         <w:pStyle w:val="Heading1"/>
       </w:pPr>
       <w:r>
-        <w:t>Qué revisar juntos</w:t>
+        <w:t>Qué nos gustaría que revises, Gabriel</w:t>
       </w:r>
     </w:p>
     <w:p>
@@ -1901,10 +4620,10 @@
         <w:rPr>
           <w:b/>
         </w:rPr>
-        <w:t>¿Los barrios piloto (Bella Florida, El Socorro, etc.)</w:t>
+        <w:t>¿Los barrios piloto (Bella Florida, El Socorro, San Diego)</w:t>
       </w:r>
       <w:r>
-        <w:t xml:space="preserve"> son los correctos para la primera ola B2C?</w:t>
+        <w:t xml:space="preserve"> son los correctos para la primera ola B2C — o Morr priorizaría otro corredor?</w:t>
       </w:r>
     </w:p>
     <w:p>
@@ -1918,7 +4637,7 @@
         <w:t>¿El mensaje «farmacia de barrio aliada»</w:t>
       </w:r>
       <w:r>
-        <w:t xml:space="preserve"> resuena vs «app nacional genérica»?</w:t>
+        <w:t xml:space="preserve"> resuena vs «app nacional genérica» en el independiente que ya conoces?</w:t>
       </w:r>
     </w:p>
     <w:p>
@@ -1929,10 +4648,10 @@
         <w:rPr>
           <w:b/>
         </w:rPr>
-        <w:t>¿Riesgo de prometer delivery rápido</w:t>
+        <w:t>¿Canal asistido (hijo remoto, mostrador Morr)</w:t>
       </w:r>
       <w:r>
-        <w:t xml:space="preserve"> antes de contrato partner?</w:t>
+        <w:t xml:space="preserve"> debería ser pieza central del GTM paciente desde M1?</w:t>
       </w:r>
     </w:p>
     <w:p>
@@ -1943,24 +4662,10 @@
         <w:rPr>
           <w:b/>
         </w:rPr>
-        <w:t>¿Canales offline (valla, radio)</w:t>
+        <w:t>¿Riesgo de prometer delivery rápido</w:t>
       </w:r>
       <w:r>
-        <w:t xml:space="preserve"> que Morr recomendaría además de Meta?</w:t>
-      </w:r>
-    </w:p>
-    <w:p>
-      <w:r>
-        <w:t xml:space="preserve">5. </w:t>
-      </w:r>
-      <w:r>
-        <w:rPr>
-          <w:b/>
-        </w:rPr>
-        <w:t>¿Adulto mayor:</w:t>
-      </w:r>
-      <w:r>
-        <w:t xml:space="preserve"> hace falta canal asistido (mostrador, hijo remoto) en la estrategia Morr?</w:t>
+        <w:t xml:space="preserve"> antes de contrato partner — qué copy usarías tú en valla/radio sin infringir expectativas?</w:t>
       </w:r>
     </w:p>
     <w:p>
@@ -1998,7 +4703,7 @@
         <w:rPr>
           <w:b/>
         </w:rPr>
-        <w:t>Ahorro 15–25 %:</w:t>
+        <w:t>Ahorro 15–25%:</w:t>
       </w:r>
       <w:r>
         <w:t xml:space="preserve"> estimación interna; depende de stock, marca/genérico y promociones.</w:t>
@@ -2049,9 +4754,25 @@
         <w:rPr>
           <w:b/>
         </w:rPr>
-        <w:t>No solicitud de inversión.</w:t>
+        <w:t>Oferta B2B (~159 activas M12, LTV/CAC ~7,2×)</w:t>
       </w:r>
-      <w:r/>
+      <w:r>
+        <w:t xml:space="preserve"> es ancla financiera; demanda B2C se calibra con piloto.</w:t>
+      </w:r>
+    </w:p>
+    <w:p>
+      <w:r>
+        <w:t xml:space="preserve">- </w:t>
+      </w:r>
+      <w:r>
+        <w:rPr>
+          <w:b/>
+        </w:rPr>
+        <w:t>No es solicitud de inversión</w:t>
+      </w:r>
+      <w:r>
+        <w:t xml:space="preserve"> ni oferta de valores.</w:t>
+      </w:r>
     </w:p>
     <w:p>
       <w:r>

--- a/docs/Pack_Aliado_Gabriel_Barrios/docx/12_Propuesta_Paciente.docx
+++ b/docs/Pack_Aliado_Gabriel_Barrios/docx/12_Propuesta_Paciente.docx
@@ -222,7 +222,7 @@
         <w:rPr>
           <w:b/>
         </w:rPr>
-        <w:t>~112k</w:t>
+        <w:t>237.412</w:t>
       </w:r>
       <w:r>
         <w:t xml:space="preserve"> capital, </w:t>
@@ -240,7 +240,7 @@
         <w:rPr>
           <w:b/>
         </w:rPr>
-        <w:t>LTV/CAC ~7,2×</w:t>
+        <w:t>LTV/CAC ~7,5×</w:t>
       </w:r>
       <w:r>
         <w:t xml:space="preserve"> — el paciente es el segundo lado del marketplace; sin farmacias activas, no hay propuesta creíble.</w:t>
@@ -2518,7 +2518,7 @@
               <w:rPr>
                 <w:sz w:val="20"/>
               </w:rPr>
-              <w:t>~28 al Day-D</w:t>
+              <w:t>**~28** al Day-D (T+90)</w:t>
             </w:r>
           </w:p>
         </w:tc>
@@ -2546,7 +2546,7 @@
               <w:rPr>
                 <w:sz w:val="20"/>
               </w:rPr>
-              <w:t>**Day-D (= M1)**</w:t>
+              <w:t>**M1 (post-Day-D)**</w:t>
             </w:r>
           </w:p>
         </w:tc>
@@ -4754,7 +4754,7 @@
         <w:rPr>
           <w:b/>
         </w:rPr>
-        <w:t>Oferta B2B (~159 activas M12, LTV/CAC ~7,2×)</w:t>
+        <w:t>Oferta B2B (~159 activas M12, LTV/CAC ~7,5×)</w:t>
       </w:r>
       <w:r>
         <w:t xml:space="preserve"> es ancla financiera; demanda B2C se calibra con piloto.</w:t>
